--- a/docs/PROJECT_SUMMARY.docx
+++ b/docs/PROJECT_SUMMARY.docx
@@ -376,13 +376,23 @@
         <w:pStyle w:val="FirstParagraph"/>
       </w:pPr>
       <w:r>
-        <w:t xml:space="preserve">Predictor selection, rerun inside each outer fold so it sees only the training</w:t>
-      </w:r>
-      <w:r>
-        <w:t xml:space="preserve"> </w:t>
-      </w:r>
-      <w:r>
-        <w:t xml:space="preserve">countries, over 16 folds:</w:t>
+        <w:rPr>
+          <w:b/>
+          <w:bCs/>
+        </w:rPr>
+        <w:t xml:space="preserve">At individual level.</w:t>
+      </w:r>
+      <w:r>
+        <w:t xml:space="preserve"> </w:t>
+      </w:r>
+      <w:r>
+        <w:t xml:space="preserve">Predictor selection, rerun inside each outer fold so it</w:t>
+      </w:r>
+      <w:r>
+        <w:t xml:space="preserve"> </w:t>
+      </w:r>
+      <w:r>
+        <w:t xml:space="preserve">sees only the training countries, over 16 folds:</w:t>
       </w:r>
     </w:p>
     <w:tbl>
@@ -476,25 +486,25 @@
         <w:pStyle w:val="BodyText"/>
       </w:pPr>
       <w:r>
-        <w:t xml:space="preserve">Four of 16 SuperLearner folds fall below 0.5. The eight-SoilGrids spatial model</w:t>
-      </w:r>
-      <w:r>
-        <w:t xml:space="preserve"> </w:t>
-      </w:r>
-      <w:r>
-        <w:t xml:space="preserve">behaves the same way: selecting its features inside the fold gives mean Pearson</w:t>
-      </w:r>
-      <w:r>
-        <w:t xml:space="preserve"> </w:t>
-      </w:r>
-      <w:r>
-        <w:t xml:space="preserve">r of 0.1426, while a covariate-free spatial smoother on the same cells reaches</w:t>
-      </w:r>
-      <w:r>
-        <w:t xml:space="preserve"> </w:t>
-      </w:r>
-      <w:r>
-        <w:t xml:space="preserve">0.2861. Honest selection of soil covariates performs worse than using none.</w:t>
+        <w:t xml:space="preserve">Four of 16 SuperLearner folds fall below 0.5.</w:t>
+      </w:r>
+      <w:r>
+        <w:t xml:space="preserve"> </w:t>
+      </w:r>
+      <w:r>
+        <w:t xml:space="preserve">(source:</w:t>
+      </w:r>
+      <w:r>
+        <w:t xml:space="preserve"> </w:t>
+      </w:r>
+      <w:r>
+        <w:rPr>
+          <w:rStyle w:val="VerbatimChar"/>
+        </w:rPr>
+        <w:t xml:space="preserve">results/tables/corrected/loco_nested_selection_summary.csv</w:t>
+      </w:r>
+      <w:r>
+        <w:t xml:space="preserve">)</w:t>
       </w:r>
     </w:p>
     <w:p>
@@ -502,13 +512,844 @@
         <w:pStyle w:val="BodyText"/>
       </w:pPr>
       <w:r>
-        <w:t xml:space="preserve">The practical reading is that this pipeline cannot place an unsurveyed country's</w:t>
-      </w:r>
-      <w:r>
-        <w:t xml:space="preserve"> </w:t>
-      </w:r>
-      <w:r>
-        <w:t xml:space="preserve">subnational map on the right footing from proxies alone.</w:t>
+        <w:rPr>
+          <w:b/>
+          <w:bCs/>
+        </w:rPr>
+        <w:t xml:space="preserve">At area level.</w:t>
+      </w:r>
+      <w:r>
+        <w:t xml:space="preserve"> </w:t>
+      </w:r>
+      <w:r>
+        <w:t xml:space="preserve">Eleven model families scored on the same 16 outcome-by-holdout</w:t>
+      </w:r>
+      <w:r>
+        <w:t xml:space="preserve"> </w:t>
+      </w:r>
+      <w:r>
+        <w:t xml:space="preserve">cells, placed using the training countries' mean rather than the held-out</w:t>
+      </w:r>
+      <w:r>
+        <w:t xml:space="preserve"> </w:t>
+      </w:r>
+      <w:r>
+        <w:t xml:space="preserve">country's own national value.</w:t>
+      </w:r>
+      <w:r>
+        <w:t xml:space="preserve"> </w:t>
+      </w:r>
+      <w:r>
+        <w:rPr>
+          <w:rStyle w:val="VerbatimChar"/>
+        </w:rPr>
+        <w:t xml:space="preserve">r_max</w:t>
+      </w:r>
+      <w:r>
+        <w:t xml:space="preserve"> </w:t>
+      </w:r>
+      <w:r>
+        <w:t xml:space="preserve">is the correlation sampling noise alone</w:t>
+      </w:r>
+      <w:r>
+        <w:t xml:space="preserve"> </w:t>
+      </w:r>
+      <w:r>
+        <w:t xml:space="preserve">permits on these cells, and</w:t>
+      </w:r>
+      <w:r>
+        <w:t xml:space="preserve"> </w:t>
+      </w:r>
+      <w:r>
+        <w:rPr>
+          <w:rStyle w:val="VerbatimChar"/>
+        </w:rPr>
+        <w:t xml:space="preserve">r_share</w:t>
+      </w:r>
+      <w:r>
+        <w:t xml:space="preserve"> </w:t>
+      </w:r>
+      <w:r>
+        <w:t xml:space="preserve">is the fraction of it achieved:</w:t>
+      </w:r>
+    </w:p>
+    <w:tbl>
+      <w:tblPr>
+        <w:tblStyle w:val="Table"/>
+        <w:tblW w:type="auto" w:w="0"/>
+        <w:tblLook w:firstRow="1" w:lastRow="0" w:firstColumn="0" w:lastColumn="0" w:noHBand="0" w:noVBand="0" w:val="0020"/>
+      </w:tblPr>
+      <w:tblGrid>
+        <w:gridCol w:w="1584"/>
+        <w:gridCol w:w="1584"/>
+        <w:gridCol w:w="1584"/>
+        <w:gridCol w:w="1584"/>
+        <w:gridCol w:w="1584"/>
+      </w:tblGrid>
+      <w:tr>
+        <w:trPr>
+          <w:tblHeader w:val="on"/>
+        </w:trPr>
+        <w:tc>
+          <w:tcPr/>
+          <w:p>
+            <w:pPr>
+              <w:pStyle w:val="Compact"/>
+            </w:pPr>
+            <w:r>
+              <w:t xml:space="preserve">Variant</w:t>
+            </w:r>
+          </w:p>
+        </w:tc>
+        <w:tc>
+          <w:tcPr/>
+          <w:p>
+            <w:pPr>
+              <w:pStyle w:val="Compact"/>
+            </w:pPr>
+            <w:r>
+              <w:t xml:space="preserve">Pearson r</w:t>
+            </w:r>
+          </w:p>
+        </w:tc>
+        <w:tc>
+          <w:tcPr/>
+          <w:p>
+            <w:pPr>
+              <w:pStyle w:val="Compact"/>
+            </w:pPr>
+            <w:r>
+              <w:t xml:space="preserve">r_share</w:t>
+            </w:r>
+          </w:p>
+        </w:tc>
+        <w:tc>
+          <w:tcPr/>
+          <w:p>
+            <w:pPr>
+              <w:pStyle w:val="Compact"/>
+            </w:pPr>
+            <w:r>
+              <w:t xml:space="preserve">RMSE (pp)</w:t>
+            </w:r>
+          </w:p>
+        </w:tc>
+        <w:tc>
+          <w:tcPr/>
+          <w:p>
+            <w:pPr>
+              <w:pStyle w:val="Compact"/>
+            </w:pPr>
+            <w:r>
+              <w:t xml:space="preserve">Abs. level bias (pp)</w:t>
+            </w:r>
+          </w:p>
+        </w:tc>
+      </w:tr>
+      <w:tr>
+        <w:tc>
+          <w:tcPr/>
+          <w:p>
+            <w:pPr>
+              <w:pStyle w:val="Compact"/>
+            </w:pPr>
+            <w:r>
+              <w:t xml:space="preserve">ridge, all predictors, z-scored</w:t>
+            </w:r>
+          </w:p>
+        </w:tc>
+        <w:tc>
+          <w:tcPr/>
+          <w:p>
+            <w:pPr>
+              <w:pStyle w:val="Compact"/>
+            </w:pPr>
+            <w:r>
+              <w:t xml:space="preserve">0.2242</w:t>
+            </w:r>
+          </w:p>
+        </w:tc>
+        <w:tc>
+          <w:tcPr/>
+          <w:p>
+            <w:pPr>
+              <w:pStyle w:val="Compact"/>
+            </w:pPr>
+            <w:r>
+              <w:t xml:space="preserve">0.735</w:t>
+            </w:r>
+          </w:p>
+        </w:tc>
+        <w:tc>
+          <w:tcPr/>
+          <w:p>
+            <w:pPr>
+              <w:pStyle w:val="Compact"/>
+            </w:pPr>
+            <w:r>
+              <w:t xml:space="preserve">17.81</w:t>
+            </w:r>
+          </w:p>
+        </w:tc>
+        <w:tc>
+          <w:tcPr/>
+          <w:p>
+            <w:pPr>
+              <w:pStyle w:val="Compact"/>
+            </w:pPr>
+            <w:r>
+              <w:t xml:space="preserve">8.73</w:t>
+            </w:r>
+          </w:p>
+        </w:tc>
+      </w:tr>
+      <w:tr>
+        <w:tc>
+          <w:tcPr/>
+          <w:p>
+            <w:pPr>
+              <w:pStyle w:val="Compact"/>
+            </w:pPr>
+            <w:r>
+              <w:t xml:space="preserve">decorrelated 20, country-centred</w:t>
+            </w:r>
+          </w:p>
+        </w:tc>
+        <w:tc>
+          <w:tcPr/>
+          <w:p>
+            <w:pPr>
+              <w:pStyle w:val="Compact"/>
+            </w:pPr>
+            <w:r>
+              <w:t xml:space="preserve">0.1715</w:t>
+            </w:r>
+          </w:p>
+        </w:tc>
+        <w:tc>
+          <w:tcPr/>
+          <w:p>
+            <w:pPr>
+              <w:pStyle w:val="Compact"/>
+            </w:pPr>
+            <w:r>
+              <w:t xml:space="preserve">0.562</w:t>
+            </w:r>
+          </w:p>
+        </w:tc>
+        <w:tc>
+          <w:tcPr/>
+          <w:p>
+            <w:pPr>
+              <w:pStyle w:val="Compact"/>
+            </w:pPr>
+            <w:r>
+              <w:t xml:space="preserve">15.48</w:t>
+            </w:r>
+          </w:p>
+        </w:tc>
+        <w:tc>
+          <w:tcPr/>
+          <w:p>
+            <w:pPr>
+              <w:pStyle w:val="Compact"/>
+            </w:pPr>
+            <w:r>
+              <w:t xml:space="preserve">9.53</w:t>
+            </w:r>
+          </w:p>
+        </w:tc>
+      </w:tr>
+      <w:tr>
+        <w:tc>
+          <w:tcPr/>
+          <w:p>
+            <w:pPr>
+              <w:pStyle w:val="Compact"/>
+            </w:pPr>
+            <w:r>
+              <w:t xml:space="preserve">ridge, all predictors, country-centred</w:t>
+            </w:r>
+          </w:p>
+        </w:tc>
+        <w:tc>
+          <w:tcPr/>
+          <w:p>
+            <w:pPr>
+              <w:pStyle w:val="Compact"/>
+            </w:pPr>
+            <w:r>
+              <w:t xml:space="preserve">0.1694</w:t>
+            </w:r>
+          </w:p>
+        </w:tc>
+        <w:tc>
+          <w:tcPr/>
+          <w:p>
+            <w:pPr>
+              <w:pStyle w:val="Compact"/>
+            </w:pPr>
+            <w:r>
+              <w:t xml:space="preserve">0.555</w:t>
+            </w:r>
+          </w:p>
+        </w:tc>
+        <w:tc>
+          <w:tcPr/>
+          <w:p>
+            <w:pPr>
+              <w:pStyle w:val="Compact"/>
+            </w:pPr>
+            <w:r>
+              <w:t xml:space="preserve">19.70</w:t>
+            </w:r>
+          </w:p>
+        </w:tc>
+        <w:tc>
+          <w:tcPr/>
+          <w:p>
+            <w:pPr>
+              <w:pStyle w:val="Compact"/>
+            </w:pPr>
+            <w:r>
+              <w:t xml:space="preserve">13.13</w:t>
+            </w:r>
+          </w:p>
+        </w:tc>
+      </w:tr>
+      <w:tr>
+        <w:tc>
+          <w:tcPr/>
+          <w:p>
+            <w:pPr>
+              <w:pStyle w:val="Compact"/>
+            </w:pPr>
+            <w:r>
+              <w:t xml:space="preserve">elastic net, top 30, country-centred</w:t>
+            </w:r>
+          </w:p>
+        </w:tc>
+        <w:tc>
+          <w:tcPr/>
+          <w:p>
+            <w:pPr>
+              <w:pStyle w:val="Compact"/>
+            </w:pPr>
+            <w:r>
+              <w:t xml:space="preserve">0.1439</w:t>
+            </w:r>
+          </w:p>
+        </w:tc>
+        <w:tc>
+          <w:tcPr/>
+          <w:p>
+            <w:pPr>
+              <w:pStyle w:val="Compact"/>
+            </w:pPr>
+            <w:r>
+              <w:t xml:space="preserve">0.472</w:t>
+            </w:r>
+          </w:p>
+        </w:tc>
+        <w:tc>
+          <w:tcPr/>
+          <w:p>
+            <w:pPr>
+              <w:pStyle w:val="Compact"/>
+            </w:pPr>
+            <w:r>
+              <w:t xml:space="preserve">21.93</w:t>
+            </w:r>
+          </w:p>
+        </w:tc>
+        <w:tc>
+          <w:tcPr/>
+          <w:p>
+            <w:pPr>
+              <w:pStyle w:val="Compact"/>
+            </w:pPr>
+            <w:r>
+              <w:t xml:space="preserve">15.43</w:t>
+            </w:r>
+          </w:p>
+        </w:tc>
+      </w:tr>
+      <w:tr>
+        <w:tc>
+          <w:tcPr/>
+          <w:p>
+            <w:pPr>
+              <w:pStyle w:val="Compact"/>
+            </w:pPr>
+            <w:r>
+              <w:t xml:space="preserve">curated 16-variable set</w:t>
+            </w:r>
+          </w:p>
+        </w:tc>
+        <w:tc>
+          <w:tcPr/>
+          <w:p>
+            <w:pPr>
+              <w:pStyle w:val="Compact"/>
+            </w:pPr>
+            <w:r>
+              <w:t xml:space="preserve">0.1349</w:t>
+            </w:r>
+          </w:p>
+        </w:tc>
+        <w:tc>
+          <w:tcPr/>
+          <w:p>
+            <w:pPr>
+              <w:pStyle w:val="Compact"/>
+            </w:pPr>
+            <w:r>
+              <w:t xml:space="preserve">0.442</w:t>
+            </w:r>
+          </w:p>
+        </w:tc>
+        <w:tc>
+          <w:tcPr/>
+          <w:p>
+            <w:pPr>
+              <w:pStyle w:val="Compact"/>
+            </w:pPr>
+            <w:r>
+              <w:t xml:space="preserve">18.17</w:t>
+            </w:r>
+          </w:p>
+        </w:tc>
+        <w:tc>
+          <w:tcPr/>
+          <w:p>
+            <w:pPr>
+              <w:pStyle w:val="Compact"/>
+            </w:pPr>
+            <w:r>
+              <w:t xml:space="preserve">9.08</w:t>
+            </w:r>
+          </w:p>
+        </w:tc>
+      </w:tr>
+      <w:tr>
+        <w:tc>
+          <w:tcPr/>
+          <w:p>
+            <w:pPr>
+              <w:pStyle w:val="Compact"/>
+            </w:pPr>
+            <w:r>
+              <w:t xml:space="preserve">correlation-screened top 30</w:t>
+            </w:r>
+          </w:p>
+        </w:tc>
+        <w:tc>
+          <w:tcPr/>
+          <w:p>
+            <w:pPr>
+              <w:pStyle w:val="Compact"/>
+            </w:pPr>
+            <w:r>
+              <w:t xml:space="preserve">0.1345</w:t>
+            </w:r>
+          </w:p>
+        </w:tc>
+        <w:tc>
+          <w:tcPr/>
+          <w:p>
+            <w:pPr>
+              <w:pStyle w:val="Compact"/>
+            </w:pPr>
+            <w:r>
+              <w:t xml:space="preserve">0.441</w:t>
+            </w:r>
+          </w:p>
+        </w:tc>
+        <w:tc>
+          <w:tcPr/>
+          <w:p>
+            <w:pPr>
+              <w:pStyle w:val="Compact"/>
+            </w:pPr>
+            <w:r>
+              <w:t xml:space="preserve">18.57</w:t>
+            </w:r>
+          </w:p>
+        </w:tc>
+        <w:tc>
+          <w:tcPr/>
+          <w:p>
+            <w:pPr>
+              <w:pStyle w:val="Compact"/>
+            </w:pPr>
+            <w:r>
+              <w:t xml:space="preserve">8.67</w:t>
+            </w:r>
+          </w:p>
+        </w:tc>
+      </w:tr>
+      <w:tr>
+        <w:tc>
+          <w:tcPr/>
+          <w:p>
+            <w:pPr>
+              <w:pStyle w:val="Compact"/>
+            </w:pPr>
+            <w:r>
+              <w:rPr>
+                <w:b/>
+                <w:bCs/>
+              </w:rPr>
+              <w:t xml:space="preserve">production parsimonious recipe (elastic net, top 30)</w:t>
+            </w:r>
+          </w:p>
+        </w:tc>
+        <w:tc>
+          <w:tcPr/>
+          <w:p>
+            <w:pPr>
+              <w:pStyle w:val="Compact"/>
+            </w:pPr>
+            <w:r>
+              <w:rPr>
+                <w:b/>
+                <w:bCs/>
+              </w:rPr>
+              <w:t xml:space="preserve">0.1228</w:t>
+            </w:r>
+          </w:p>
+        </w:tc>
+        <w:tc>
+          <w:tcPr/>
+          <w:p>
+            <w:pPr>
+              <w:pStyle w:val="Compact"/>
+            </w:pPr>
+            <w:r>
+              <w:rPr>
+                <w:b/>
+                <w:bCs/>
+              </w:rPr>
+              <w:t xml:space="preserve">0.403</w:t>
+            </w:r>
+          </w:p>
+        </w:tc>
+        <w:tc>
+          <w:tcPr/>
+          <w:p>
+            <w:pPr>
+              <w:pStyle w:val="Compact"/>
+            </w:pPr>
+            <w:r>
+              <w:rPr>
+                <w:b/>
+                <w:bCs/>
+              </w:rPr>
+              <w:t xml:space="preserve">14.51</w:t>
+            </w:r>
+          </w:p>
+        </w:tc>
+        <w:tc>
+          <w:tcPr/>
+          <w:p>
+            <w:pPr>
+              <w:pStyle w:val="Compact"/>
+            </w:pPr>
+            <w:r>
+              <w:rPr>
+                <w:b/>
+                <w:bCs/>
+              </w:rPr>
+              <w:t xml:space="preserve">8.90</w:t>
+            </w:r>
+          </w:p>
+        </w:tc>
+      </w:tr>
+      <w:tr>
+        <w:tc>
+          <w:tcPr/>
+          <w:p>
+            <w:pPr>
+              <w:pStyle w:val="Compact"/>
+            </w:pPr>
+            <w:r>
+              <w:rPr>
+                <w:b/>
+                <w:bCs/>
+              </w:rPr>
+              <w:t xml:space="preserve">covariate-free spatial spline</w:t>
+            </w:r>
+          </w:p>
+        </w:tc>
+        <w:tc>
+          <w:tcPr/>
+          <w:p>
+            <w:pPr>
+              <w:pStyle w:val="Compact"/>
+            </w:pPr>
+            <w:r>
+              <w:rPr>
+                <w:b/>
+                <w:bCs/>
+              </w:rPr>
+              <w:t xml:space="preserve">0.1151</w:t>
+            </w:r>
+          </w:p>
+        </w:tc>
+        <w:tc>
+          <w:tcPr/>
+          <w:p>
+            <w:pPr>
+              <w:pStyle w:val="Compact"/>
+            </w:pPr>
+            <w:r>
+              <w:rPr>
+                <w:b/>
+                <w:bCs/>
+              </w:rPr>
+              <w:t xml:space="preserve">0.377</w:t>
+            </w:r>
+          </w:p>
+        </w:tc>
+        <w:tc>
+          <w:tcPr/>
+          <w:p>
+            <w:pPr>
+              <w:pStyle w:val="Compact"/>
+            </w:pPr>
+            <w:r>
+              <w:rPr>
+                <w:b/>
+                <w:bCs/>
+              </w:rPr>
+              <w:t xml:space="preserve">16.53</w:t>
+            </w:r>
+          </w:p>
+        </w:tc>
+        <w:tc>
+          <w:tcPr/>
+          <w:p>
+            <w:pPr>
+              <w:pStyle w:val="Compact"/>
+            </w:pPr>
+            <w:r>
+              <w:rPr>
+                <w:b/>
+                <w:bCs/>
+              </w:rPr>
+              <w:t xml:space="preserve">11.52</w:t>
+            </w:r>
+          </w:p>
+        </w:tc>
+      </w:tr>
+      <w:tr>
+        <w:tc>
+          <w:tcPr/>
+          <w:p>
+            <w:pPr>
+              <w:pStyle w:val="Compact"/>
+            </w:pPr>
+            <w:r>
+              <w:t xml:space="preserve">decorrelated 20, z-scored</w:t>
+            </w:r>
+          </w:p>
+        </w:tc>
+        <w:tc>
+          <w:tcPr/>
+          <w:p>
+            <w:pPr>
+              <w:pStyle w:val="Compact"/>
+            </w:pPr>
+            <w:r>
+              <w:t xml:space="preserve">0.1031</w:t>
+            </w:r>
+          </w:p>
+        </w:tc>
+        <w:tc>
+          <w:tcPr/>
+          <w:p>
+            <w:pPr>
+              <w:pStyle w:val="Compact"/>
+            </w:pPr>
+            <w:r>
+              <w:t xml:space="preserve">0.338</w:t>
+            </w:r>
+          </w:p>
+        </w:tc>
+        <w:tc>
+          <w:tcPr/>
+          <w:p>
+            <w:pPr>
+              <w:pStyle w:val="Compact"/>
+            </w:pPr>
+            <w:r>
+              <w:t xml:space="preserve">18.56</w:t>
+            </w:r>
+          </w:p>
+        </w:tc>
+        <w:tc>
+          <w:tcPr/>
+          <w:p>
+            <w:pPr>
+              <w:pStyle w:val="Compact"/>
+            </w:pPr>
+            <w:r>
+              <w:t xml:space="preserve">8.98</w:t>
+            </w:r>
+          </w:p>
+        </w:tc>
+      </w:tr>
+      <w:tr>
+        <w:tc>
+          <w:tcPr/>
+          <w:p>
+            <w:pPr>
+              <w:pStyle w:val="Compact"/>
+            </w:pPr>
+            <w:r>
+              <w:t xml:space="preserve">production ridge</w:t>
+            </w:r>
+          </w:p>
+        </w:tc>
+        <w:tc>
+          <w:tcPr/>
+          <w:p>
+            <w:pPr>
+              <w:pStyle w:val="Compact"/>
+            </w:pPr>
+            <w:r>
+              <w:t xml:space="preserve">0.0964</w:t>
+            </w:r>
+          </w:p>
+        </w:tc>
+        <w:tc>
+          <w:tcPr/>
+          <w:p>
+            <w:pPr>
+              <w:pStyle w:val="Compact"/>
+            </w:pPr>
+            <w:r>
+              <w:t xml:space="preserve">0.316</w:t>
+            </w:r>
+          </w:p>
+        </w:tc>
+        <w:tc>
+          <w:tcPr/>
+          <w:p>
+            <w:pPr>
+              <w:pStyle w:val="Compact"/>
+            </w:pPr>
+            <w:r>
+              <w:t xml:space="preserve">16.13</w:t>
+            </w:r>
+          </w:p>
+        </w:tc>
+        <w:tc>
+          <w:tcPr/>
+          <w:p>
+            <w:pPr>
+              <w:pStyle w:val="Compact"/>
+            </w:pPr>
+            <w:r>
+              <w:t xml:space="preserve">9.20</w:t>
+            </w:r>
+          </w:p>
+        </w:tc>
+      </w:tr>
+      <w:tr>
+        <w:tc>
+          <w:tcPr/>
+          <w:p>
+            <w:pPr>
+              <w:pStyle w:val="Compact"/>
+            </w:pPr>
+            <w:r>
+              <w:t xml:space="preserve">spatial spline plus decorrelated 20</w:t>
+            </w:r>
+          </w:p>
+        </w:tc>
+        <w:tc>
+          <w:tcPr/>
+          <w:p>
+            <w:pPr>
+              <w:pStyle w:val="Compact"/>
+            </w:pPr>
+            <w:r>
+              <w:t xml:space="preserve">0.0936</w:t>
+            </w:r>
+          </w:p>
+        </w:tc>
+        <w:tc>
+          <w:tcPr/>
+          <w:p>
+            <w:pPr>
+              <w:pStyle w:val="Compact"/>
+            </w:pPr>
+            <w:r>
+              <w:t xml:space="preserve">0.307</w:t>
+            </w:r>
+          </w:p>
+        </w:tc>
+        <w:tc>
+          <w:tcPr/>
+          <w:p>
+            <w:pPr>
+              <w:pStyle w:val="Compact"/>
+            </w:pPr>
+            <w:r>
+              <w:t xml:space="preserve">20.05</w:t>
+            </w:r>
+          </w:p>
+        </w:tc>
+        <w:tc>
+          <w:tcPr/>
+          <w:p>
+            <w:pPr>
+              <w:pStyle w:val="Compact"/>
+            </w:pPr>
+            <w:r>
+              <w:t xml:space="preserve">12.12</w:t>
+            </w:r>
+          </w:p>
+        </w:tc>
+      </w:tr>
+    </w:tbl>
+    <w:p>
+      <w:pPr>
+        <w:pStyle w:val="BodyText"/>
+      </w:pPr>
+      <w:r>
+        <w:t xml:space="preserve">Every family sits between a third and three quarters of the attainable ceiling,</w:t>
+      </w:r>
+      <w:r>
+        <w:t xml:space="preserve"> </w:t>
+      </w:r>
+      <w:r>
+        <w:t xml:space="preserve">and the ceiling itself is 0.305. The parsimonious production recipe and the</w:t>
+      </w:r>
+      <w:r>
+        <w:t xml:space="preserve"> </w:t>
+      </w:r>
+      <w:r>
+        <w:t xml:space="preserve">covariate-free spatial spline land mid-table and are indistinguishable from each</w:t>
+      </w:r>
+      <w:r>
+        <w:t xml:space="preserve"> </w:t>
+      </w:r>
+      <w:r>
+        <w:t xml:space="preserve">other, and adding covariates to the spatial spline moves it down rather than up.</w:t>
+      </w:r>
+      <w:r>
+        <w:t xml:space="preserve"> </w:t>
+      </w:r>
+      <w:r>
+        <w:t xml:space="preserve">The best performer on correlation, ridge on all predictors, is also the least</w:t>
+      </w:r>
+      <w:r>
+        <w:t xml:space="preserve"> </w:t>
+      </w:r>
+      <w:r>
+        <w:t xml:space="preserve">parsimonious, and its advantage does not carry into RMSE.</w:t>
       </w:r>
       <w:r>
         <w:t xml:space="preserve"> </w:t>
@@ -523,10 +1364,10 @@
         <w:rPr>
           <w:rStyle w:val="VerbatimChar"/>
         </w:rPr>
-        <w:t xml:space="preserve">results/tables/corrected/loco_nested_selection_summary.csv</w:t>
-      </w:r>
-      <w:r>
-        <w:t xml:space="preserve">,</w:t>
+        <w:t xml:space="preserve">results/tables/corrected/loco_transport_bakeoff.csv</w:t>
+      </w:r>
+      <w:r>
+        <w:t xml:space="preserve">, rows with</w:t>
       </w:r>
       <w:r>
         <w:t xml:space="preserve"> </w:t>
@@ -535,10 +1376,330 @@
         <w:rPr>
           <w:rStyle w:val="VerbatimChar"/>
         </w:rPr>
-        <w:t xml:space="preserve">results/tables/frozen_2026-08/sandbox_parsimony_out/spatial_plus_soil_rescored.csv</w:t>
+        <w:t xml:space="preserve">source_file = sandbox_parsimony_out/loco_headline.csv</w:t>
       </w:r>
       <w:r>
         <w:t xml:space="preserve">)</w:t>
+      </w:r>
+    </w:p>
+    <w:p>
+      <w:pPr>
+        <w:pStyle w:val="BodyText"/>
+      </w:pPr>
+      <w:r>
+        <w:rPr>
+          <w:b/>
+          <w:bCs/>
+        </w:rPr>
+        <w:t xml:space="preserve">Selection honesty accounts for much of the apparent signal.</w:t>
+      </w:r>
+      <w:r>
+        <w:t xml:space="preserve"> </w:t>
+      </w:r>
+      <w:r>
+        <w:t xml:space="preserve">The</w:t>
+      </w:r>
+      <w:r>
+        <w:t xml:space="preserve"> </w:t>
+      </w:r>
+      <w:r>
+        <w:t xml:space="preserve">eight-SoilGrids spatial model, re-scored with its features chosen inside the</w:t>
+      </w:r>
+      <w:r>
+        <w:t xml:space="preserve"> </w:t>
+      </w:r>
+      <w:r>
+        <w:t xml:space="preserve">fold rather than once across all folds:</w:t>
+      </w:r>
+    </w:p>
+    <w:tbl>
+      <w:tblPr>
+        <w:tblStyle w:val="Table"/>
+        <w:tblW w:type="auto" w:w="0"/>
+        <w:tblLook w:firstRow="1" w:lastRow="0" w:firstColumn="0" w:lastColumn="0" w:noHBand="0" w:noVBand="0" w:val="0020"/>
+      </w:tblPr>
+      <w:tblGrid>
+        <w:gridCol w:w="1980"/>
+        <w:gridCol w:w="1980"/>
+        <w:gridCol w:w="1980"/>
+        <w:gridCol w:w="1980"/>
+      </w:tblGrid>
+      <w:tr>
+        <w:trPr>
+          <w:tblHeader w:val="on"/>
+        </w:trPr>
+        <w:tc>
+          <w:tcPr/>
+          <w:p>
+            <w:pPr>
+              <w:pStyle w:val="Compact"/>
+            </w:pPr>
+            <w:r>
+              <w:t xml:space="preserve">Variant</w:t>
+            </w:r>
+          </w:p>
+        </w:tc>
+        <w:tc>
+          <w:tcPr/>
+          <w:p>
+            <w:pPr>
+              <w:pStyle w:val="Compact"/>
+            </w:pPr>
+            <w:r>
+              <w:t xml:space="preserve">Pearson r</w:t>
+            </w:r>
+          </w:p>
+        </w:tc>
+        <w:tc>
+          <w:tcPr/>
+          <w:p>
+            <w:pPr>
+              <w:pStyle w:val="Compact"/>
+            </w:pPr>
+            <w:r>
+              <w:t xml:space="preserve">Spearman</w:t>
+            </w:r>
+          </w:p>
+        </w:tc>
+        <w:tc>
+          <w:tcPr/>
+          <w:p>
+            <w:pPr>
+              <w:pStyle w:val="Compact"/>
+            </w:pPr>
+            <w:r>
+              <w:t xml:space="preserve">RMSE (pp)</w:t>
+            </w:r>
+          </w:p>
+        </w:tc>
+      </w:tr>
+      <w:tr>
+        <w:tc>
+          <w:tcPr/>
+          <w:p>
+            <w:pPr>
+              <w:pStyle w:val="Compact"/>
+            </w:pPr>
+            <w:r>
+              <w:t xml:space="preserve">features locked from a full-data ranking</w:t>
+            </w:r>
+          </w:p>
+        </w:tc>
+        <w:tc>
+          <w:tcPr/>
+          <w:p>
+            <w:pPr>
+              <w:pStyle w:val="Compact"/>
+            </w:pPr>
+            <w:r>
+              <w:t xml:space="preserve">0.3324</w:t>
+            </w:r>
+          </w:p>
+        </w:tc>
+        <w:tc>
+          <w:tcPr/>
+          <w:p>
+            <w:pPr>
+              <w:pStyle w:val="Compact"/>
+            </w:pPr>
+            <w:r>
+              <w:t xml:space="preserve">0.3164</w:t>
+            </w:r>
+          </w:p>
+        </w:tc>
+        <w:tc>
+          <w:tcPr/>
+          <w:p>
+            <w:pPr>
+              <w:pStyle w:val="Compact"/>
+            </w:pPr>
+            <w:r>
+              <w:t xml:space="preserve">18.26</w:t>
+            </w:r>
+          </w:p>
+        </w:tc>
+      </w:tr>
+      <w:tr>
+        <w:tc>
+          <w:tcPr/>
+          <w:p>
+            <w:pPr>
+              <w:pStyle w:val="Compact"/>
+            </w:pPr>
+            <w:r>
+              <w:t xml:space="preserve">covariate-free spatial spline, same cells</w:t>
+            </w:r>
+          </w:p>
+        </w:tc>
+        <w:tc>
+          <w:tcPr/>
+          <w:p>
+            <w:pPr>
+              <w:pStyle w:val="Compact"/>
+            </w:pPr>
+            <w:r>
+              <w:t xml:space="preserve">0.2861</w:t>
+            </w:r>
+          </w:p>
+        </w:tc>
+        <w:tc>
+          <w:tcPr/>
+          <w:p>
+            <w:pPr>
+              <w:pStyle w:val="Compact"/>
+            </w:pPr>
+            <w:r>
+              <w:t xml:space="preserve">0.2739</w:t>
+            </w:r>
+          </w:p>
+        </w:tc>
+        <w:tc>
+          <w:tcPr/>
+          <w:p>
+            <w:pPr>
+              <w:pStyle w:val="Compact"/>
+            </w:pPr>
+            <w:r>
+              <w:t xml:space="preserve">16.50</w:t>
+            </w:r>
+          </w:p>
+        </w:tc>
+      </w:tr>
+      <w:tr>
+        <w:tc>
+          <w:tcPr/>
+          <w:p>
+            <w:pPr>
+              <w:pStyle w:val="Compact"/>
+            </w:pPr>
+            <w:r>
+              <w:t xml:space="preserve">features selected inside each fold</w:t>
+            </w:r>
+          </w:p>
+        </w:tc>
+        <w:tc>
+          <w:tcPr/>
+          <w:p>
+            <w:pPr>
+              <w:pStyle w:val="Compact"/>
+            </w:pPr>
+            <w:r>
+              <w:t xml:space="preserve">0.1426</w:t>
+            </w:r>
+          </w:p>
+        </w:tc>
+        <w:tc>
+          <w:tcPr/>
+          <w:p>
+            <w:pPr>
+              <w:pStyle w:val="Compact"/>
+            </w:pPr>
+            <w:r>
+              <w:t xml:space="preserve">0.1170</w:t>
+            </w:r>
+          </w:p>
+        </w:tc>
+        <w:tc>
+          <w:tcPr/>
+          <w:p>
+            <w:pPr>
+              <w:pStyle w:val="Compact"/>
+            </w:pPr>
+            <w:r>
+              <w:t xml:space="preserve">18.24</w:t>
+            </w:r>
+          </w:p>
+        </w:tc>
+      </w:tr>
+    </w:tbl>
+    <w:p>
+      <w:pPr>
+        <w:pStyle w:val="BodyText"/>
+      </w:pPr>
+      <w:r>
+        <w:t xml:space="preserve">Choosing the soil features honestly more than halves the correlation, and lands</w:t>
+      </w:r>
+      <w:r>
+        <w:t xml:space="preserve"> </w:t>
+      </w:r>
+      <w:r>
+        <w:t xml:space="preserve">below using no soil features at all.</w:t>
+      </w:r>
+      <w:r>
+        <w:t xml:space="preserve"> </w:t>
+      </w:r>
+      <w:r>
+        <w:t xml:space="preserve">(source:</w:t>
+      </w:r>
+      <w:r>
+        <w:t xml:space="preserve"> </w:t>
+      </w:r>
+      <w:r>
+        <w:rPr>
+          <w:rStyle w:val="VerbatimChar"/>
+        </w:rPr>
+        <w:t xml:space="preserve">results/tables/corrected/loco_transport_bakeoff.csv</w:t>
+      </w:r>
+      <w:r>
+        <w:t xml:space="preserve">, rows with</w:t>
+      </w:r>
+      <w:r>
+        <w:t xml:space="preserve"> </w:t>
+      </w:r>
+      <w:r>
+        <w:rPr>
+          <w:rStyle w:val="VerbatimChar"/>
+        </w:rPr>
+        <w:t xml:space="preserve">source_file = sandbox_parsimony_out/spatial_plus_soil_rescored.csv</w:t>
+      </w:r>
+      <w:r>
+        <w:t xml:space="preserve">)</w:t>
+      </w:r>
+    </w:p>
+    <w:p>
+      <w:pPr>
+        <w:pStyle w:val="BodyText"/>
+      </w:pPr>
+      <w:r>
+        <w:t xml:space="preserve">These are separate experiments with different reliability ceilings, 0.205 here</w:t>
+      </w:r>
+      <w:r>
+        <w:t xml:space="preserve"> </w:t>
+      </w:r>
+      <w:r>
+        <w:t xml:space="preserve">against 0.305 above, so the two tables should be read within themselves rather</w:t>
+      </w:r>
+      <w:r>
+        <w:t xml:space="preserve"> </w:t>
+      </w:r>
+      <w:r>
+        <w:t xml:space="preserve">than against each other. The consolidated file carries every variant from all</w:t>
+      </w:r>
+      <w:r>
+        <w:t xml:space="preserve"> </w:t>
+      </w:r>
+      <w:r>
+        <w:t xml:space="preserve">four transport experiments, at both anchor settings.</w:t>
+      </w:r>
+    </w:p>
+    <w:p>
+      <w:pPr>
+        <w:pStyle w:val="BodyText"/>
+      </w:pPr>
+      <w:r>
+        <w:t xml:space="preserve">The practical reading across all of it is that this pipeline cannot place an</w:t>
+      </w:r>
+      <w:r>
+        <w:t xml:space="preserve"> </w:t>
+      </w:r>
+      <w:r>
+        <w:t xml:space="preserve">unsurveyed country's subnational map on the right footing from proxies alone,</w:t>
+      </w:r>
+      <w:r>
+        <w:t xml:space="preserve"> </w:t>
+      </w:r>
+      <w:r>
+        <w:t xml:space="preserve">and that no model family in the pool changes that.</w:t>
       </w:r>
     </w:p>
     <w:bookmarkEnd w:id="10"/>

--- a/docs/PROJECT_SUMMARY.docx
+++ b/docs/PROJECT_SUMMARY.docx
@@ -44,7 +44,7 @@
         </w:p>
       </w:sdtContent>
     </w:sdt>
-    <w:bookmarkStart w:id="24" w:name="X397a4aceca38f276914b4567bef99958e252849"/>
+    <w:bookmarkStart w:id="23" w:name="X397a4aceca38f276914b4567bef99958e252849"/>
     <w:p>
       <w:pPr>
         <w:pStyle w:val="Heading1"/>
@@ -58,13 +58,13 @@
         <w:pStyle w:val="FirstParagraph"/>
       </w:pPr>
       <w:r>
-        <w:t xml:space="preserve">Standing overview of the analysis, its findings, and where it can go next.</w:t>
-      </w:r>
-      <w:r>
-        <w:t xml:space="preserve"> </w:t>
-      </w:r>
-      <w:r>
-        <w:t xml:space="preserve">Per-workstream detail with full source maps is in</w:t>
+        <w:t xml:space="preserve">What the analysis does, what it found, and where it can go next. Workstream</w:t>
+      </w:r>
+      <w:r>
+        <w:t xml:space="preserve"> </w:t>
+      </w:r>
+      <w:r>
+        <w:t xml:space="preserve">detail is in</w:t>
       </w:r>
       <w:r>
         <w:t xml:space="preserve"> </w:t>
@@ -77,14 +77,6 @@
       </w:r>
       <w:r>
         <w:t xml:space="preserve">.</w:t>
-      </w:r>
-    </w:p>
-    <w:p>
-      <w:pPr>
-        <w:pStyle w:val="BodyText"/>
-      </w:pPr>
-      <w:r>
-        <w:t xml:space="preserve">Every number below is read from a produced CSV and cited with its file.</w:t>
       </w:r>
     </w:p>
     <w:bookmarkStart w:id="9" w:name="what-the-analysis-does"/>
@@ -149,13 +141,13 @@
         <w:t xml:space="preserve"> </w:t>
       </w:r>
       <w:r>
-        <w:t xml:space="preserve">Roughly 600 pooled proxy variables that require no survey:</w:t>
-      </w:r>
-      <w:r>
-        <w:t xml:space="preserve"> </w:t>
-      </w:r>
-      <w:r>
-        <w:t xml:space="preserve">remote-sensing (SoilGrids, iSDAsoil, climate, vegetation, nighttime lights),</w:t>
+        <w:t xml:space="preserve">Roughly 600 pooled proxy variables that need no survey:</w:t>
+      </w:r>
+      <w:r>
+        <w:t xml:space="preserve"> </w:t>
+      </w:r>
+      <w:r>
+        <w:t xml:space="preserve">remote sensing (SoilGrids, iSDAsoil, climate, vegetation, nighttime lights),</w:t>
       </w:r>
       <w:r>
         <w:t xml:space="preserve"> </w:t>
@@ -167,7 +159,7 @@
         <w:t xml:space="preserve"> </w:t>
       </w:r>
       <w:r>
-        <w:t xml:space="preserve">indicators, food prices, travel time and market access, helminths and crop mix.</w:t>
+        <w:t xml:space="preserve">indicators, food prices, travel time and market access, helminths, crop mix.</w:t>
       </w:r>
     </w:p>
     <w:p>
@@ -195,7 +187,7 @@
         <w:t xml:space="preserve"> </w:t>
       </w:r>
       <w:r>
-        <w:t xml:space="preserve">to Admin-2, and an Admin-2 area-level model. Both are evaluated within country</w:t>
+        <w:t xml:space="preserve">to Admin-2, and an Admin-2 area-level model. Both are scored within country</w:t>
       </w:r>
       <w:r>
         <w:t xml:space="preserve"> </w:t>
@@ -223,7 +215,7 @@
         <w:t xml:space="preserve"> </w:t>
       </w:r>
       <w:r>
-        <w:t xml:space="preserve">Honest spatial cross-validation,</w:t>
+        <w:t xml:space="preserve">Spatially blocked cross-validation,</w:t>
       </w:r>
       <w:r>
         <w:t xml:space="preserve"> </w:t>
@@ -257,25 +249,25 @@
           <w:b/>
           <w:bCs/>
         </w:rPr>
-        <w:t xml:space="preserve">Selection nested inside the evaluation folds.</w:t>
-      </w:r>
-      <w:r>
-        <w:t xml:space="preserve"> </w:t>
-      </w:r>
-      <w:r>
-        <w:t xml:space="preserve">Predictor selection is a</w:t>
-      </w:r>
-      <w:r>
-        <w:t xml:space="preserve"> </w:t>
-      </w:r>
-      <w:r>
-        <w:t xml:space="preserve">function of the training countries only, so a reported transport number is</w:t>
-      </w:r>
-      <w:r>
-        <w:t xml:space="preserve"> </w:t>
-      </w:r>
-      <w:r>
-        <w:t xml:space="preserve">out-of-sample with respect to the selection as well as the data.</w:t>
+        <w:t xml:space="preserve">Selection nested inside the folds.</w:t>
+      </w:r>
+      <w:r>
+        <w:t xml:space="preserve"> </w:t>
+      </w:r>
+      <w:r>
+        <w:t xml:space="preserve">Predictor selection sees only the</w:t>
+      </w:r>
+      <w:r>
+        <w:t xml:space="preserve"> </w:t>
+      </w:r>
+      <w:r>
+        <w:t xml:space="preserve">training countries, so a reported transport number is out of sample with</w:t>
+      </w:r>
+      <w:r>
+        <w:t xml:space="preserve"> </w:t>
+      </w:r>
+      <w:r>
+        <w:t xml:space="preserve">respect to the selection as well as the data.</w:t>
       </w:r>
     </w:p>
     <w:p>
@@ -297,7 +289,7 @@
         <w:t xml:space="preserve"> </w:t>
       </w:r>
       <w:r>
-        <w:t xml:space="preserve">One uniform WHO cut-point per outcome, and one</w:t>
+        <w:t xml:space="preserve">One WHO cut-point per outcome and one</w:t>
       </w:r>
       <w:r>
         <w:t xml:space="preserve"> </w:t>
@@ -309,7 +301,7 @@
         <w:t xml:space="preserve"> </w:t>
       </w:r>
       <w:r>
-        <w:t xml:space="preserve">is not comparing definitions.</w:t>
+        <w:t xml:space="preserve">compares prevalences and not definitions.</w:t>
       </w:r>
     </w:p>
     <w:p>
@@ -343,13 +335,19 @@
         <w:t xml:space="preserve"> </w:t>
       </w:r>
       <w:r>
-        <w:t xml:space="preserve">baseline, an assay-lineage gate that fails when a modelled outcome has no</w:t>
-      </w:r>
-      <w:r>
-        <w:t xml:space="preserve"> </w:t>
-      </w:r>
-      <w:r>
-        <w:t xml:space="preserve">recorded measurement provenance, and md5 stamps on untracked file inputs.</w:t>
+        <w:t xml:space="preserve">baseline, an assay-lineage gate that halts the pipeline when a modelled</w:t>
+      </w:r>
+      <w:r>
+        <w:t xml:space="preserve"> </w:t>
+      </w:r>
+      <w:r>
+        <w:t xml:space="preserve">outcome has no recorded measurement provenance, and md5 stamps on untracked</w:t>
+      </w:r>
+      <w:r>
+        <w:t xml:space="preserve"> </w:t>
+      </w:r>
+      <w:r>
+        <w:t xml:space="preserve">file inputs.</w:t>
       </w:r>
     </w:p>
     <w:bookmarkEnd w:id="9"/>
@@ -380,19 +378,19 @@
           <w:b/>
           <w:bCs/>
         </w:rPr>
-        <w:t xml:space="preserve">At individual level.</w:t>
-      </w:r>
-      <w:r>
-        <w:t xml:space="preserve"> </w:t>
-      </w:r>
-      <w:r>
-        <w:t xml:space="preserve">Predictor selection, rerun inside each outer fold so it</w:t>
-      </w:r>
-      <w:r>
-        <w:t xml:space="preserve"> </w:t>
-      </w:r>
-      <w:r>
-        <w:t xml:space="preserve">sees only the training countries, over 16 folds:</w:t>
+        <w:t xml:space="preserve">Individual level.</w:t>
+      </w:r>
+      <w:r>
+        <w:t xml:space="preserve"> </w:t>
+      </w:r>
+      <w:r>
+        <w:t xml:space="preserve">Selection reruns inside each fold, so it sees only the</w:t>
+      </w:r>
+      <w:r>
+        <w:t xml:space="preserve"> </w:t>
+      </w:r>
+      <w:r>
+        <w:t xml:space="preserve">training countries. Over 16 folds:</w:t>
       </w:r>
     </w:p>
     <w:tbl>
@@ -486,25 +484,7 @@
         <w:pStyle w:val="BodyText"/>
       </w:pPr>
       <w:r>
-        <w:t xml:space="preserve">Four of 16 SuperLearner folds fall below 0.5.</w:t>
-      </w:r>
-      <w:r>
-        <w:t xml:space="preserve"> </w:t>
-      </w:r>
-      <w:r>
-        <w:t xml:space="preserve">(source:</w:t>
-      </w:r>
-      <w:r>
-        <w:t xml:space="preserve"> </w:t>
-      </w:r>
-      <w:r>
-        <w:rPr>
-          <w:rStyle w:val="VerbatimChar"/>
-        </w:rPr>
-        <w:t xml:space="preserve">results/tables/corrected/loco_nested_selection_summary.csv</w:t>
-      </w:r>
-      <w:r>
-        <w:t xml:space="preserve">)</w:t>
+        <w:t xml:space="preserve">Four of the 16 SuperLearner folds fall below 0.5.</w:t>
       </w:r>
     </w:p>
     <w:p>
@@ -516,53 +496,103 @@
           <w:b/>
           <w:bCs/>
         </w:rPr>
-        <w:t xml:space="preserve">At area level.</w:t>
-      </w:r>
-      <w:r>
-        <w:t xml:space="preserve"> </w:t>
-      </w:r>
-      <w:r>
-        <w:t xml:space="preserve">Eleven model families scored on the same 16 outcome-by-holdout</w:t>
-      </w:r>
-      <w:r>
-        <w:t xml:space="preserve"> </w:t>
-      </w:r>
-      <w:r>
-        <w:t xml:space="preserve">cells, placed using the training countries' mean rather than the held-out</w:t>
-      </w:r>
-      <w:r>
-        <w:t xml:space="preserve"> </w:t>
-      </w:r>
-      <w:r>
-        <w:t xml:space="preserve">country's own national value.</w:t>
-      </w:r>
-      <w:r>
-        <w:t xml:space="preserve"> </w:t>
-      </w:r>
+        <w:t xml:space="preserve">Area level.</w:t>
+      </w:r>
+      <w:r>
+        <w:t xml:space="preserve"> </w:t>
+      </w:r>
+      <w:r>
+        <w:t xml:space="preserve">Eleven model families predict district prevalence from the proxy</w:t>
+      </w:r>
+      <w:r>
+        <w:t xml:space="preserve"> </w:t>
+      </w:r>
+      <w:r>
+        <w:t xml:space="preserve">covariates, trained on three countries and scored on the fourth, over the same</w:t>
+      </w:r>
+      <w:r>
+        <w:t xml:space="preserve"> </w:t>
+      </w:r>
+      <w:r>
+        <w:t xml:space="preserve">16 outcome-by-country cells. Each map is placed at the training countries' mean</w:t>
+      </w:r>
+      <w:r>
+        <w:t xml:space="preserve"> </w:t>
+      </w:r>
+      <w:r>
+        <w:t xml:space="preserve">level, which is what a deployment without local data would have to do.</w:t>
+      </w:r>
+    </w:p>
+    <w:p>
+      <w:pPr>
+        <w:pStyle w:val="BodyText"/>
+      </w:pPr>
+      <w:r>
+        <w:t xml:space="preserve">Three metrics, each answering a different question:</w:t>
+      </w:r>
+    </w:p>
+    <w:p>
+      <w:pPr>
+        <w:pStyle w:val="Compact"/>
+        <w:numPr>
+          <w:ilvl w:val="0"/>
+          <w:numId w:val="1002"/>
+        </w:numPr>
+      </w:pPr>
       <w:r>
         <w:rPr>
-          <w:rStyle w:val="VerbatimChar"/>
+          <w:b/>
+          <w:bCs/>
         </w:rPr>
-        <w:t xml:space="preserve">r_max</w:t>
-      </w:r>
-      <w:r>
-        <w:t xml:space="preserve"> </w:t>
-      </w:r>
-      <w:r>
-        <w:t xml:space="preserve">is the correlation sampling noise alone</w:t>
-      </w:r>
-      <w:r>
-        <w:t xml:space="preserve"> </w:t>
-      </w:r>
-      <w:r>
-        <w:t xml:space="preserve">permits on these cells, and</w:t>
+        <w:t xml:space="preserve">Pearson r</w:t>
+      </w:r>
+      <w:r>
+        <w:t xml:space="preserve"> </w:t>
+      </w:r>
+      <w:r>
+        <w:t xml:space="preserve">asks whether the map gets the</w:t>
       </w:r>
       <w:r>
         <w:t xml:space="preserve"> </w:t>
       </w:r>
       <w:r>
         <w:rPr>
-          <w:rStyle w:val="VerbatimChar"/>
+          <w:i/>
+          <w:iCs/>
+        </w:rPr>
+        <w:t xml:space="preserve">shape</w:t>
+      </w:r>
+      <w:r>
+        <w:t xml:space="preserve"> </w:t>
+      </w:r>
+      <w:r>
+        <w:t xml:space="preserve">right, meaning whether it</w:t>
+      </w:r>
+      <w:r>
+        <w:t xml:space="preserve"> </w:t>
+      </w:r>
+      <w:r>
+        <w:t xml:space="preserve">ranks districts correctly. Correlation is unchanged by a constant shift, so it</w:t>
+      </w:r>
+      <w:r>
+        <w:t xml:space="preserve"> </w:t>
+      </w:r>
+      <w:r>
+        <w:t xml:space="preserve">says nothing about level.</w:t>
+      </w:r>
+    </w:p>
+    <w:p>
+      <w:pPr>
+        <w:pStyle w:val="Compact"/>
+        <w:numPr>
+          <w:ilvl w:val="0"/>
+          <w:numId w:val="1002"/>
+        </w:numPr>
+      </w:pPr>
+      <w:r>
+        <w:rPr>
+          <w:b/>
+          <w:bCs/>
         </w:rPr>
         <w:t xml:space="preserve">r_share</w:t>
       </w:r>
@@ -570,7 +600,93 @@
         <w:t xml:space="preserve"> </w:t>
       </w:r>
       <w:r>
-        <w:t xml:space="preserve">is the fraction of it achieved:</w:t>
+        <w:t xml:space="preserve">rescales that correlation by the reliability ceiling, the</w:t>
+      </w:r>
+      <w:r>
+        <w:t xml:space="preserve"> </w:t>
+      </w:r>
+      <w:r>
+        <w:t xml:space="preserve">correlation attainable if the model were perfect and only sampling noise in</w:t>
+      </w:r>
+      <w:r>
+        <w:t xml:space="preserve"> </w:t>
+      </w:r>
+      <w:r>
+        <w:t xml:space="preserve">the survey estimates stood in the way. The ceiling for these cells is 0.305,</w:t>
+      </w:r>
+      <w:r>
+        <w:t xml:space="preserve"> </w:t>
+      </w:r>
+      <w:r>
+        <w:t xml:space="preserve">so a model at r = 0.15 has captured about half of what the data permits.</w:t>
+      </w:r>
+      <w:r>
+        <w:t xml:space="preserve"> </w:t>
+      </w:r>
+      <w:r>
+        <w:t xml:space="preserve">Without this, a low correlation looks like a modelling failure when it is</w:t>
+      </w:r>
+      <w:r>
+        <w:t xml:space="preserve"> </w:t>
+      </w:r>
+      <w:r>
+        <w:t xml:space="preserve">often a data limit.</w:t>
+      </w:r>
+    </w:p>
+    <w:p>
+      <w:pPr>
+        <w:pStyle w:val="Compact"/>
+        <w:numPr>
+          <w:ilvl w:val="0"/>
+          <w:numId w:val="1002"/>
+        </w:numPr>
+      </w:pPr>
+      <w:r>
+        <w:rPr>
+          <w:b/>
+          <w:bCs/>
+        </w:rPr>
+        <w:t xml:space="preserve">RMSE</w:t>
+      </w:r>
+      <w:r>
+        <w:t xml:space="preserve"> </w:t>
+      </w:r>
+      <w:r>
+        <w:t xml:space="preserve">and</w:t>
+      </w:r>
+      <w:r>
+        <w:t xml:space="preserve"> </w:t>
+      </w:r>
+      <w:r>
+        <w:rPr>
+          <w:b/>
+          <w:bCs/>
+        </w:rPr>
+        <w:t xml:space="preserve">level bias</w:t>
+      </w:r>
+      <w:r>
+        <w:t xml:space="preserve"> </w:t>
+      </w:r>
+      <w:r>
+        <w:t xml:space="preserve">together separate the two ways a map goes wrong.</w:t>
+      </w:r>
+      <w:r>
+        <w:t xml:space="preserve"> </w:t>
+      </w:r>
+      <w:r>
+        <w:t xml:space="preserve">RMSE is total error and absorbs both a wrong shape and a wrong height. Level</w:t>
+      </w:r>
+      <w:r>
+        <w:t xml:space="preserve"> </w:t>
+      </w:r>
+      <w:r>
+        <w:t xml:space="preserve">bias isolates the height. A model with modest RMSE and large level bias has the</w:t>
+      </w:r>
+      <w:r>
+        <w:t xml:space="preserve"> </w:t>
+      </w:r>
+      <w:r>
+        <w:t xml:space="preserve">pattern roughly right and sits at the wrong altitude.</w:t>
       </w:r>
     </w:p>
     <w:tbl>
@@ -580,11 +696,12 @@
         <w:tblLook w:firstRow="1" w:lastRow="0" w:firstColumn="0" w:lastColumn="0" w:noHBand="0" w:noVBand="0" w:val="0020"/>
       </w:tblPr>
       <w:tblGrid>
-        <w:gridCol w:w="1584"/>
-        <w:gridCol w:w="1584"/>
-        <w:gridCol w:w="1584"/>
-        <w:gridCol w:w="1584"/>
-        <w:gridCol w:w="1584"/>
+        <w:gridCol w:w="1320"/>
+        <w:gridCol w:w="1320"/>
+        <w:gridCol w:w="1320"/>
+        <w:gridCol w:w="1320"/>
+        <w:gridCol w:w="1320"/>
+        <w:gridCol w:w="1320"/>
       </w:tblGrid>
       <w:tr>
         <w:trPr>
@@ -597,7 +714,18 @@
               <w:pStyle w:val="Compact"/>
             </w:pPr>
             <w:r>
-              <w:t xml:space="preserve">Variant</w:t>
+              <w:t xml:space="preserve">Model</w:t>
+            </w:r>
+          </w:p>
+        </w:tc>
+        <w:tc>
+          <w:tcPr/>
+          <w:p>
+            <w:pPr>
+              <w:pStyle w:val="Compact"/>
+            </w:pPr>
+            <w:r>
+              <w:t xml:space="preserve">What it is</w:t>
             </w:r>
           </w:p>
         </w:tc>
@@ -641,7 +769,7 @@
               <w:pStyle w:val="Compact"/>
             </w:pPr>
             <w:r>
-              <w:t xml:space="preserve">Abs. level bias (pp)</w:t>
+              <w:t xml:space="preserve">Level bias (pp)</w:t>
             </w:r>
           </w:p>
         </w:tc>
@@ -665,6 +793,17 @@
               <w:pStyle w:val="Compact"/>
             </w:pPr>
             <w:r>
+              <w:t xml:space="preserve">every predictor, ridge penalty; outcome z-scored within country</w:t>
+            </w:r>
+          </w:p>
+        </w:tc>
+        <w:tc>
+          <w:tcPr/>
+          <w:p>
+            <w:pPr>
+              <w:pStyle w:val="Compact"/>
+            </w:pPr>
+            <w:r>
               <w:t xml:space="preserve">0.2242</w:t>
             </w:r>
           </w:p>
@@ -722,6 +861,17 @@
               <w:pStyle w:val="Compact"/>
             </w:pPr>
             <w:r>
+              <w:t xml:space="preserve">20 predictors, one per correlated cluster; covariates centred per country</w:t>
+            </w:r>
+          </w:p>
+        </w:tc>
+        <w:tc>
+          <w:tcPr/>
+          <w:p>
+            <w:pPr>
+              <w:pStyle w:val="Compact"/>
+            </w:pPr>
+            <w:r>
               <w:t xml:space="preserve">0.1715</w:t>
             </w:r>
           </w:p>
@@ -779,6 +929,17 @@
               <w:pStyle w:val="Compact"/>
             </w:pPr>
             <w:r>
+              <w:t xml:space="preserve">every predictor, ridge; covariates centred per country</w:t>
+            </w:r>
+          </w:p>
+        </w:tc>
+        <w:tc>
+          <w:tcPr/>
+          <w:p>
+            <w:pPr>
+              <w:pStyle w:val="Compact"/>
+            </w:pPr>
+            <w:r>
               <w:t xml:space="preserve">0.1694</w:t>
             </w:r>
           </w:p>
@@ -836,6 +997,17 @@
               <w:pStyle w:val="Compact"/>
             </w:pPr>
             <w:r>
+              <w:t xml:space="preserve">top 30 by correlation screen; covariates centred per country</w:t>
+            </w:r>
+          </w:p>
+        </w:tc>
+        <w:tc>
+          <w:tcPr/>
+          <w:p>
+            <w:pPr>
+              <w:pStyle w:val="Compact"/>
+            </w:pPr>
+            <w:r>
               <w:t xml:space="preserve">0.1439</w:t>
             </w:r>
           </w:p>
@@ -893,6 +1065,17 @@
               <w:pStyle w:val="Compact"/>
             </w:pPr>
             <w:r>
+              <w:t xml:space="preserve">16 variables chosen in advance, one per subject-matter construct</w:t>
+            </w:r>
+          </w:p>
+        </w:tc>
+        <w:tc>
+          <w:tcPr/>
+          <w:p>
+            <w:pPr>
+              <w:pStyle w:val="Compact"/>
+            </w:pPr>
+            <w:r>
               <w:t xml:space="preserve">0.1349</w:t>
             </w:r>
           </w:p>
@@ -940,6 +1123,17 @@
             </w:pPr>
             <w:r>
               <w:t xml:space="preserve">correlation-screened top 30</w:t>
+            </w:r>
+          </w:p>
+        </w:tc>
+        <w:tc>
+          <w:tcPr/>
+          <w:p>
+            <w:pPr>
+              <w:pStyle w:val="Compact"/>
+            </w:pPr>
+            <w:r>
+              <w:t xml:space="preserve">top 30 predictors by correlation with the outcome</w:t>
             </w:r>
           </w:p>
         </w:tc>
@@ -1000,7 +1194,18 @@
                 <w:b/>
                 <w:bCs/>
               </w:rPr>
-              <w:t xml:space="preserve">production parsimonious recipe (elastic net, top 30)</w:t>
+              <w:t xml:space="preserve">production parsimonious recipe</w:t>
+            </w:r>
+          </w:p>
+        </w:tc>
+        <w:tc>
+          <w:tcPr/>
+          <w:p>
+            <w:pPr>
+              <w:pStyle w:val="Compact"/>
+            </w:pPr>
+            <w:r>
+              <w:t xml:space="preserve">the pipeline default: elastic net on the top 30 screened predictors</w:t>
             </w:r>
           </w:p>
         </w:tc>
@@ -1088,6 +1293,17 @@
               <w:pStyle w:val="Compact"/>
             </w:pPr>
             <w:r>
+              <w:t xml:space="preserve">thin-plate spline on district coordinates; no covariates at all</w:t>
+            </w:r>
+          </w:p>
+        </w:tc>
+        <w:tc>
+          <w:tcPr/>
+          <w:p>
+            <w:pPr>
+              <w:pStyle w:val="Compact"/>
+            </w:pPr>
+            <w:r>
               <w:rPr>
                 <w:b/>
                 <w:bCs/>
@@ -1161,6 +1377,17 @@
               <w:pStyle w:val="Compact"/>
             </w:pPr>
             <w:r>
+              <w:t xml:space="preserve">the 20 de-duplicated predictors, outcome z-scored within country</w:t>
+            </w:r>
+          </w:p>
+        </w:tc>
+        <w:tc>
+          <w:tcPr/>
+          <w:p>
+            <w:pPr>
+              <w:pStyle w:val="Compact"/>
+            </w:pPr>
+            <w:r>
               <w:t xml:space="preserve">0.1031</w:t>
             </w:r>
           </w:p>
@@ -1218,6 +1445,17 @@
               <w:pStyle w:val="Compact"/>
             </w:pPr>
             <w:r>
+              <w:t xml:space="preserve">the production covariate set with a ridge penalty</w:t>
+            </w:r>
+          </w:p>
+        </w:tc>
+        <w:tc>
+          <w:tcPr/>
+          <w:p>
+            <w:pPr>
+              <w:pStyle w:val="Compact"/>
+            </w:pPr>
+            <w:r>
               <w:t xml:space="preserve">0.0964</w:t>
             </w:r>
           </w:p>
@@ -1275,6 +1513,17 @@
               <w:pStyle w:val="Compact"/>
             </w:pPr>
             <w:r>
+              <w:t xml:space="preserve">the spline with the 20 de-duplicated predictors added</w:t>
+            </w:r>
+          </w:p>
+        </w:tc>
+        <w:tc>
+          <w:tcPr/>
+          <w:p>
+            <w:pPr>
+              <w:pStyle w:val="Compact"/>
+            </w:pPr>
+            <w:r>
               <w:t xml:space="preserve">0.0936</w:t>
             </w:r>
           </w:p>
@@ -1319,67 +1568,83 @@
         <w:pStyle w:val="BodyText"/>
       </w:pPr>
       <w:r>
-        <w:t xml:space="preserve">Every family sits between a third and three quarters of the attainable ceiling,</w:t>
-      </w:r>
-      <w:r>
-        <w:t xml:space="preserve"> </w:t>
-      </w:r>
-      <w:r>
-        <w:t xml:space="preserve">and the ceiling itself is 0.305. The parsimonious production recipe and the</w:t>
-      </w:r>
-      <w:r>
-        <w:t xml:space="preserve"> </w:t>
-      </w:r>
-      <w:r>
-        <w:t xml:space="preserve">covariate-free spatial spline land mid-table and are indistinguishable from each</w:t>
-      </w:r>
-      <w:r>
-        <w:t xml:space="preserve"> </w:t>
-      </w:r>
-      <w:r>
-        <w:t xml:space="preserve">other, and adding covariates to the spatial spline moves it down rather than up.</w:t>
-      </w:r>
-      <w:r>
-        <w:t xml:space="preserve"> </w:t>
-      </w:r>
-      <w:r>
-        <w:t xml:space="preserve">The best performer on correlation, ridge on all predictors, is also the least</w:t>
-      </w:r>
-      <w:r>
-        <w:t xml:space="preserve"> </w:t>
-      </w:r>
-      <w:r>
-        <w:t xml:space="preserve">parsimonious, and its advantage does not carry into RMSE.</w:t>
-      </w:r>
-      <w:r>
-        <w:t xml:space="preserve"> </w:t>
-      </w:r>
-      <w:r>
-        <w:t xml:space="preserve">(source:</w:t>
-      </w:r>
-      <w:r>
-        <w:t xml:space="preserve"> </w:t>
-      </w:r>
-      <w:r>
-        <w:rPr>
-          <w:rStyle w:val="VerbatimChar"/>
-        </w:rPr>
-        <w:t xml:space="preserve">results/tables/corrected/loco_transport_bakeoff.csv</w:t>
-      </w:r>
-      <w:r>
-        <w:t xml:space="preserve">, rows with</w:t>
-      </w:r>
-      <w:r>
-        <w:t xml:space="preserve"> </w:t>
-      </w:r>
-      <w:r>
-        <w:rPr>
-          <w:rStyle w:val="VerbatimChar"/>
-        </w:rPr>
-        <w:t xml:space="preserve">source_file = sandbox_parsimony_out/loco_headline.csv</w:t>
-      </w:r>
-      <w:r>
-        <w:t xml:space="preserve">)</w:t>
+        <w:t xml:space="preserve">Every family reaches between a third and three quarters of the ceiling, so none</w:t>
+      </w:r>
+      <w:r>
+        <w:t xml:space="preserve"> </w:t>
+      </w:r>
+      <w:r>
+        <w:t xml:space="preserve">of them is close to exhausting what the data holds, and none is far off the</w:t>
+      </w:r>
+      <w:r>
+        <w:t xml:space="preserve"> </w:t>
+      </w:r>
+      <w:r>
+        <w:t xml:space="preserve">others either.</w:t>
+      </w:r>
+    </w:p>
+    <w:p>
+      <w:pPr>
+        <w:pStyle w:val="BodyText"/>
+      </w:pPr>
+      <w:r>
+        <w:t xml:space="preserve">The ordering rewards a design choice as much as a model. The z-scored variants</w:t>
+      </w:r>
+      <w:r>
+        <w:t xml:space="preserve"> </w:t>
+      </w:r>
+      <w:r>
+        <w:t xml:space="preserve">standardise the outcome inside each country, which removes between-country level</w:t>
+      </w:r>
+      <w:r>
+        <w:t xml:space="preserve"> </w:t>
+      </w:r>
+      <w:r>
+        <w:t xml:space="preserve">and spread from the target and leaves the model fitting shape alone. That is why</w:t>
+      </w:r>
+      <w:r>
+        <w:t xml:space="preserve"> </w:t>
+      </w:r>
+      <w:r>
+        <w:t xml:space="preserve">they lead on Pearson r while their level bias stays ordinary. They are a useful</w:t>
+      </w:r>
+      <w:r>
+        <w:t xml:space="preserve"> </w:t>
+      </w:r>
+      <w:r>
+        <w:t xml:space="preserve">upper bound on how much pattern is learnable, not a deployable recipe.</w:t>
+      </w:r>
+    </w:p>
+    <w:p>
+      <w:pPr>
+        <w:pStyle w:val="BodyText"/>
+      </w:pPr>
+      <w:r>
+        <w:t xml:space="preserve">Among the variants that keep the full problem, the parsimonious production recipe</w:t>
+      </w:r>
+      <w:r>
+        <w:t xml:space="preserve"> </w:t>
+      </w:r>
+      <w:r>
+        <w:t xml:space="preserve">and the covariate-free spline land within 0.008 of each other, and the production</w:t>
+      </w:r>
+      <w:r>
+        <w:t xml:space="preserve"> </w:t>
+      </w:r>
+      <w:r>
+        <w:t xml:space="preserve">recipe posts the lowest RMSE in the table at 14.51 pp. A spline that knows only</w:t>
+      </w:r>
+      <w:r>
+        <w:t xml:space="preserve"> </w:t>
+      </w:r>
+      <w:r>
+        <w:t xml:space="preserve">where a district is does as well as the covariates do. Adding those covariates to</w:t>
+      </w:r>
+      <w:r>
+        <w:t xml:space="preserve"> </w:t>
+      </w:r>
+      <w:r>
+        <w:t xml:space="preserve">the spline pushes it to the bottom.</w:t>
       </w:r>
     </w:p>
     <w:p>
@@ -1403,13 +1668,13 @@
         <w:t xml:space="preserve"> </w:t>
       </w:r>
       <w:r>
-        <w:t xml:space="preserve">eight-SoilGrids spatial model, re-scored with its features chosen inside the</w:t>
-      </w:r>
-      <w:r>
-        <w:t xml:space="preserve"> </w:t>
-      </w:r>
-      <w:r>
-        <w:t xml:space="preserve">fold rather than once across all folds:</w:t>
+        <w:t xml:space="preserve">eight-SoilGrids spatial model, re-scored with its features chosen inside each</w:t>
+      </w:r>
+      <w:r>
+        <w:t xml:space="preserve"> </w:t>
+      </w:r>
+      <w:r>
+        <w:t xml:space="preserve">fold:</w:t>
       </w:r>
     </w:p>
     <w:tbl>
@@ -1617,43 +1882,13 @@
         <w:pStyle w:val="BodyText"/>
       </w:pPr>
       <w:r>
-        <w:t xml:space="preserve">Choosing the soil features honestly more than halves the correlation, and lands</w:t>
-      </w:r>
-      <w:r>
-        <w:t xml:space="preserve"> </w:t>
-      </w:r>
-      <w:r>
-        <w:t xml:space="preserve">below using no soil features at all.</w:t>
-      </w:r>
-      <w:r>
-        <w:t xml:space="preserve"> </w:t>
-      </w:r>
-      <w:r>
-        <w:t xml:space="preserve">(source:</w:t>
-      </w:r>
-      <w:r>
-        <w:t xml:space="preserve"> </w:t>
-      </w:r>
-      <w:r>
-        <w:rPr>
-          <w:rStyle w:val="VerbatimChar"/>
-        </w:rPr>
-        <w:t xml:space="preserve">results/tables/corrected/loco_transport_bakeoff.csv</w:t>
-      </w:r>
-      <w:r>
-        <w:t xml:space="preserve">, rows with</w:t>
-      </w:r>
-      <w:r>
-        <w:t xml:space="preserve"> </w:t>
-      </w:r>
-      <w:r>
-        <w:rPr>
-          <w:rStyle w:val="VerbatimChar"/>
-        </w:rPr>
-        <w:t xml:space="preserve">source_file = sandbox_parsimony_out/spatial_plus_soil_rescored.csv</w:t>
-      </w:r>
-      <w:r>
-        <w:t xml:space="preserve">)</w:t>
+        <w:t xml:space="preserve">Choosing the soil features honestly more than halves the correlation. It also</w:t>
+      </w:r>
+      <w:r>
+        <w:t xml:space="preserve"> </w:t>
+      </w:r>
+      <w:r>
+        <w:t xml:space="preserve">falls below using no soil features at all.</w:t>
       </w:r>
     </w:p>
     <w:p>
@@ -1661,45 +1896,25 @@
         <w:pStyle w:val="BodyText"/>
       </w:pPr>
       <w:r>
-        <w:t xml:space="preserve">These are separate experiments with different reliability ceilings, 0.205 here</w:t>
-      </w:r>
-      <w:r>
-        <w:t xml:space="preserve"> </w:t>
-      </w:r>
-      <w:r>
-        <w:t xml:space="preserve">against 0.305 above, so the two tables should be read within themselves rather</w:t>
-      </w:r>
-      <w:r>
-        <w:t xml:space="preserve"> </w:t>
-      </w:r>
-      <w:r>
-        <w:t xml:space="preserve">than against each other. The consolidated file carries every variant from all</w:t>
-      </w:r>
-      <w:r>
-        <w:t xml:space="preserve"> </w:t>
-      </w:r>
-      <w:r>
-        <w:t xml:space="preserve">four transport experiments, at both anchor settings.</w:t>
-      </w:r>
-    </w:p>
-    <w:p>
-      <w:pPr>
-        <w:pStyle w:val="BodyText"/>
-      </w:pPr>
-      <w:r>
-        <w:t xml:space="preserve">The practical reading across all of it is that this pipeline cannot place an</w:t>
-      </w:r>
-      <w:r>
-        <w:t xml:space="preserve"> </w:t>
-      </w:r>
-      <w:r>
-        <w:t xml:space="preserve">unsurveyed country's subnational map on the right footing from proxies alone,</w:t>
-      </w:r>
-      <w:r>
-        <w:t xml:space="preserve"> </w:t>
-      </w:r>
-      <w:r>
-        <w:t xml:space="preserve">and that no model family in the pool changes that.</w:t>
+        <w:t xml:space="preserve">The two tables come from separate experiments whose ceilings differ, 0.205 here</w:t>
+      </w:r>
+      <w:r>
+        <w:t xml:space="preserve"> </w:t>
+      </w:r>
+      <w:r>
+        <w:t xml:space="preserve">against 0.305 above. Read each within itself. No model family in the pool</w:t>
+      </w:r>
+      <w:r>
+        <w:t xml:space="preserve"> </w:t>
+      </w:r>
+      <w:r>
+        <w:t xml:space="preserve">changes the conclusion: proxies alone cannot place an unsurveyed country's map</w:t>
+      </w:r>
+      <w:r>
+        <w:t xml:space="preserve"> </w:t>
+      </w:r>
+      <w:r>
+        <w:t xml:space="preserve">at the right height.</w:t>
       </w:r>
     </w:p>
     <w:bookmarkEnd w:id="10"/>
@@ -1717,25 +1932,25 @@
         <w:pStyle w:val="FirstParagraph"/>
       </w:pPr>
       <w:r>
-        <w:t xml:space="preserve">On the log biomarker scale, each fold's national bias splits by algebra into a</w:t>
-      </w:r>
-      <w:r>
-        <w:t xml:space="preserve"> </w:t>
-      </w:r>
-      <w:r>
-        <w:t xml:space="preserve">pure country location offset and a covariate-asserted component. The intercept</w:t>
-      </w:r>
-      <w:r>
-        <w:t xml:space="preserve"> </w:t>
-      </w:r>
-      <w:r>
-        <w:t xml:space="preserve">is the larger term for three of four outcomes, and for child iron the training</w:t>
-      </w:r>
-      <w:r>
-        <w:t xml:space="preserve"> </w:t>
-      </w:r>
-      <w:r>
-        <w:t xml:space="preserve">pool sits between 0.523 and 2.669 times the held-out country's level.</w:t>
+        <w:t xml:space="preserve">On the log biomarker scale, each fold's national bias splits exactly into two</w:t>
+      </w:r>
+      <w:r>
+        <w:t xml:space="preserve"> </w:t>
+      </w:r>
+      <w:r>
+        <w:t xml:space="preserve">terms, a country location offset and whatever level the covariates assert. The</w:t>
+      </w:r>
+      <w:r>
+        <w:t xml:space="preserve"> </w:t>
+      </w:r>
+      <w:r>
+        <w:t xml:space="preserve">intercept is the larger term in three of the four outcomes. For child iron the</w:t>
+      </w:r>
+      <w:r>
+        <w:t xml:space="preserve"> </w:t>
+      </w:r>
+      <w:r>
+        <w:t xml:space="preserve">training pool sits between 0.523 and 2.669 times the held-out country's level.</w:t>
       </w:r>
     </w:p>
     <w:p>
@@ -1743,37 +1958,37 @@
         <w:pStyle w:val="BodyText"/>
       </w:pPr>
       <w:r>
-        <w:t xml:space="preserve">Raw child ferritin medians span a factor of 6.30 across the four countries. One</w:t>
-      </w:r>
-      <w:r>
-        <w:t xml:space="preserve"> </w:t>
-      </w:r>
-      <w:r>
-        <w:t xml:space="preserve">uniform BRINDA CRP+AGP protocol still leaves a factor of 4.85, and moves the</w:t>
-      </w:r>
-      <w:r>
-        <w:t xml:space="preserve"> </w:t>
-      </w:r>
-      <w:r>
-        <w:t xml:space="preserve">mean absolute national bias by roughly a percentage point on a 15 pp bias. It</w:t>
-      </w:r>
-      <w:r>
-        <w:t xml:space="preserve"> </w:t>
-      </w:r>
-      <w:r>
-        <w:t xml:space="preserve">does improve the transported spatial pattern substantially (child iron Pearson</w:t>
-      </w:r>
-      <w:r>
-        <w:t xml:space="preserve"> </w:t>
-      </w:r>
-      <w:r>
-        <w:t xml:space="preserve">0.1808 to 0.3097, women iron -0.1865 to 0.0207), which is why it is available as</w:t>
-      </w:r>
-      <w:r>
-        <w:t xml:space="preserve"> </w:t>
-      </w:r>
-      <w:r>
-        <w:t xml:space="preserve">a scheme.</w:t>
+        <w:t xml:space="preserve">Raw child ferritin medians span a factor of 6.30 across the four countries. A</w:t>
+      </w:r>
+      <w:r>
+        <w:t xml:space="preserve"> </w:t>
+      </w:r>
+      <w:r>
+        <w:t xml:space="preserve">single uniform BRINDA CRP+AGP protocol leaves a factor of 4.85 and moves the</w:t>
+      </w:r>
+      <w:r>
+        <w:t xml:space="preserve"> </w:t>
+      </w:r>
+      <w:r>
+        <w:t xml:space="preserve">mean absolute national bias by about one percentage point on a bias of fifteen.</w:t>
+      </w:r>
+      <w:r>
+        <w:t xml:space="preserve"> </w:t>
+      </w:r>
+      <w:r>
+        <w:t xml:space="preserve">It does sharpen the transported spatial pattern: child iron Pearson rises from</w:t>
+      </w:r>
+      <w:r>
+        <w:t xml:space="preserve"> </w:t>
+      </w:r>
+      <w:r>
+        <w:t xml:space="preserve">0.1808 to 0.3097, women iron from -0.1865 to 0.0207. The pipeline offers it as a</w:t>
+      </w:r>
+      <w:r>
+        <w:t xml:space="preserve"> </w:t>
+      </w:r>
+      <w:r>
+        <w:t xml:space="preserve">scheme on those grounds.</w:t>
       </w:r>
     </w:p>
     <w:p>
@@ -1781,55 +1996,7 @@
         <w:pStyle w:val="BodyText"/>
       </w:pPr>
       <w:r>
-        <w:t xml:space="preserve">Measurement harmonization is therefore worth doing for pattern and does not</w:t>
-      </w:r>
-      <w:r>
-        <w:t xml:space="preserve"> </w:t>
-      </w:r>
-      <w:r>
-        <w:t xml:space="preserve">solve the level.</w:t>
-      </w:r>
-      <w:r>
-        <w:t xml:space="preserve"> </w:t>
-      </w:r>
-      <w:r>
-        <w:t xml:space="preserve">(source:</w:t>
-      </w:r>
-      <w:r>
-        <w:t xml:space="preserve"> </w:t>
-      </w:r>
-      <w:r>
-        <w:rPr>
-          <w:rStyle w:val="VerbatimChar"/>
-        </w:rPr>
-        <w:t xml:space="preserve">results/tables/corrected/level_bias_decomposition.csv</w:t>
-      </w:r>
-      <w:r>
-        <w:t xml:space="preserve">,</w:t>
-      </w:r>
-      <w:r>
-        <w:t xml:space="preserve"> </w:t>
-      </w:r>
-      <w:r>
-        <w:rPr>
-          <w:rStyle w:val="VerbatimChar"/>
-        </w:rPr>
-        <w:t xml:space="preserve">results/tables/corrected/uniform_brinda_loco_level_bias.csv</w:t>
-      </w:r>
-      <w:r>
-        <w:t xml:space="preserve">,</w:t>
-      </w:r>
-      <w:r>
-        <w:t xml:space="preserve"> </w:t>
-      </w:r>
-      <w:r>
-        <w:rPr>
-          <w:rStyle w:val="VerbatimChar"/>
-        </w:rPr>
-        <w:t xml:space="preserve">results/tables/corrected/uniform_brinda_prevalence.csv</w:t>
-      </w:r>
-      <w:r>
-        <w:t xml:space="preserve">)</w:t>
+        <w:t xml:space="preserve">Harmonizing measurement buys pattern. It does not buy level.</w:t>
       </w:r>
     </w:p>
     <w:bookmarkEnd w:id="11"/>
@@ -1847,31 +2014,31 @@
         <w:pStyle w:val="FirstParagraph"/>
       </w:pPr>
       <w:r>
-        <w:t xml:space="preserve">A national anchor is a known country-level prevalence figure used to fix the</w:t>
-      </w:r>
-      <w:r>
-        <w:t xml:space="preserve"> </w:t>
-      </w:r>
-      <w:r>
-        <w:t xml:space="preserve">height of a transported map. A single constant shift on the logit scale makes</w:t>
-      </w:r>
-      <w:r>
-        <w:t xml:space="preserve"> </w:t>
-      </w:r>
-      <w:r>
-        <w:t xml:space="preserve">the map's weighted aggregate equal the anchor. Because the shift is monotone,</w:t>
-      </w:r>
-      <w:r>
-        <w:t xml:space="preserve"> </w:t>
-      </w:r>
-      <w:r>
-        <w:t xml:space="preserve">district ranking is untouched, so it corrects level without manufacturing</w:t>
-      </w:r>
-      <w:r>
-        <w:t xml:space="preserve"> </w:t>
-      </w:r>
-      <w:r>
-        <w:t xml:space="preserve">spatial signal. It targets exactly the error term above.</w:t>
+        <w:t xml:space="preserve">A national anchor is a known country-level prevalence figure that fixes the</w:t>
+      </w:r>
+      <w:r>
+        <w:t xml:space="preserve"> </w:t>
+      </w:r>
+      <w:r>
+        <w:t xml:space="preserve">height of a transported map. One constant shift on the logit scale makes the</w:t>
+      </w:r>
+      <w:r>
+        <w:t xml:space="preserve"> </w:t>
+      </w:r>
+      <w:r>
+        <w:t xml:space="preserve">map's weighted aggregate equal the anchor. The shift is monotone, so district</w:t>
+      </w:r>
+      <w:r>
+        <w:t xml:space="preserve"> </w:t>
+      </w:r>
+      <w:r>
+        <w:t xml:space="preserve">ranking survives untouched: it moves level without inventing spatial signal. It</w:t>
+      </w:r>
+      <w:r>
+        <w:t xml:space="preserve"> </w:t>
+      </w:r>
+      <w:r>
+        <w:t xml:space="preserve">attacks precisely the error term above.</w:t>
       </w:r>
     </w:p>
     <w:tbl>
@@ -2085,13 +2252,19 @@
         <w:t xml:space="preserve"> </w:t>
       </w:r>
       <w:r>
-        <w:t xml:space="preserve">16 folds. The country's own national value is not available when deploying to an</w:t>
-      </w:r>
-      <w:r>
-        <w:t xml:space="preserve"> </w:t>
-      </w:r>
-      <w:r>
-        <w:t xml:space="preserve">unsurveyed country; it measures what a perfect anchor is worth.</w:t>
+        <w:t xml:space="preserve">16 folds. A country's own national value is of course unavailable when deploying</w:t>
+      </w:r>
+      <w:r>
+        <w:t xml:space="preserve"> </w:t>
+      </w:r>
+      <w:r>
+        <w:t xml:space="preserve">to an unsurveyed country; that row measures what a perfect anchor would be</w:t>
+      </w:r>
+      <w:r>
+        <w:t xml:space="preserve"> </w:t>
+      </w:r>
+      <w:r>
+        <w:t xml:space="preserve">worth.</w:t>
       </w:r>
     </w:p>
     <w:p>
@@ -2099,61 +2272,31 @@
         <w:pStyle w:val="BodyText"/>
       </w:pPr>
       <w:r>
-        <w:t xml:space="preserve">The external row is the binding constraint. Only 3 of 16 primary</w:t>
-      </w:r>
-      <w:r>
-        <w:t xml:space="preserve"> </w:t>
-      </w:r>
-      <w:r>
-        <w:t xml:space="preserve">country-outcome cells have any external anchor, there is no iron entry for any</w:t>
-      </w:r>
-      <w:r>
-        <w:t xml:space="preserve"> </w:t>
-      </w:r>
-      <w:r>
-        <w:t xml:space="preserve">of the four countries, and the three vitamin A anchors predate their surveys by</w:t>
-      </w:r>
-      <w:r>
-        <w:t xml:space="preserve"> </w:t>
-      </w:r>
-      <w:r>
-        <w:t xml:space="preserve">15 to 19 years. Anchoring to a stale figure is far worse than not anchoring,</w:t>
-      </w:r>
-      <w:r>
-        <w:t xml:space="preserve"> </w:t>
-      </w:r>
-      <w:r>
-        <w:t xml:space="preserve">because the shift is applied with full confidence in it.</w:t>
-      </w:r>
-      <w:r>
-        <w:t xml:space="preserve"> </w:t>
-      </w:r>
-      <w:r>
-        <w:t xml:space="preserve">(source:</w:t>
-      </w:r>
-      <w:r>
-        <w:t xml:space="preserve"> </w:t>
-      </w:r>
-      <w:r>
-        <w:rPr>
-          <w:rStyle w:val="VerbatimChar"/>
-        </w:rPr>
-        <w:t xml:space="preserve">results/tables/corrected/anchored_transport_loco.csv</w:t>
-      </w:r>
-      <w:r>
-        <w:t xml:space="preserve">,</w:t>
-      </w:r>
-      <w:r>
-        <w:t xml:space="preserve"> </w:t>
-      </w:r>
-      <w:r>
-        <w:rPr>
-          <w:rStyle w:val="VerbatimChar"/>
-        </w:rPr>
-        <w:t xml:space="preserve">metadata/anchors/national_anchors.csv</w:t>
-      </w:r>
-      <w:r>
-        <w:t xml:space="preserve">)</w:t>
+        <w:t xml:space="preserve">The external row is the binding constraint. Three of 16 primary</w:t>
+      </w:r>
+      <w:r>
+        <w:t xml:space="preserve"> </w:t>
+      </w:r>
+      <w:r>
+        <w:t xml:space="preserve">country-outcome cells have an external anchor at all. None of the four countries</w:t>
+      </w:r>
+      <w:r>
+        <w:t xml:space="preserve"> </w:t>
+      </w:r>
+      <w:r>
+        <w:t xml:space="preserve">has an iron entry. The three vitamin A anchors predate their surveys by 15 to 19</w:t>
+      </w:r>
+      <w:r>
+        <w:t xml:space="preserve"> </w:t>
+      </w:r>
+      <w:r>
+        <w:t xml:space="preserve">years. A stale anchor is worse than no anchor, because the shift trusts it</w:t>
+      </w:r>
+      <w:r>
+        <w:t xml:space="preserve"> </w:t>
+      </w:r>
+      <w:r>
+        <w:t xml:space="preserve">completely.</w:t>
       </w:r>
     </w:p>
     <w:bookmarkEnd w:id="12"/>
@@ -2375,37 +2518,19 @@
         <w:pStyle w:val="BodyText"/>
       </w:pPr>
       <w:r>
-        <w:t xml:space="preserve">With four countries these intervals are wide, and that width is the honest</w:t>
-      </w:r>
-      <w:r>
-        <w:t xml:space="preserve"> </w:t>
-      </w:r>
-      <w:r>
-        <w:t xml:space="preserve">product. A factor of 79 for child ferritin means no claim about an unsurveyed</w:t>
-      </w:r>
-      <w:r>
-        <w:t xml:space="preserve"> </w:t>
-      </w:r>
-      <w:r>
-        <w:t xml:space="preserve">country's iron level is supportable.</w:t>
-      </w:r>
-      <w:r>
-        <w:t xml:space="preserve"> </w:t>
-      </w:r>
-      <w:r>
-        <w:t xml:space="preserve">(source:</w:t>
-      </w:r>
-      <w:r>
-        <w:t xml:space="preserve"> </w:t>
-      </w:r>
-      <w:r>
-        <w:rPr>
-          <w:rStyle w:val="VerbatimChar"/>
-        </w:rPr>
-        <w:t xml:space="preserve">results/tables/corrected/new_country_intervals.csv</w:t>
-      </w:r>
-      <w:r>
-        <w:t xml:space="preserve">)</w:t>
+        <w:t xml:space="preserve">Four countries make these intervals wide, and the width is itself the finding. A</w:t>
+      </w:r>
+      <w:r>
+        <w:t xml:space="preserve"> </w:t>
+      </w:r>
+      <w:r>
+        <w:t xml:space="preserve">factor of 79 for child ferritin will not support any claim about an unsurveyed</w:t>
+      </w:r>
+      <w:r>
+        <w:t xml:space="preserve"> </w:t>
+      </w:r>
+      <w:r>
+        <w:t xml:space="preserve">country's iron level.</w:t>
       </w:r>
     </w:p>
     <w:bookmarkEnd w:id="13"/>
@@ -2423,25 +2548,25 @@
         <w:pStyle w:val="FirstParagraph"/>
       </w:pPr>
       <w:r>
-        <w:t xml:space="preserve">The reliability ceiling, the correlation attainable given sampling noise alone,</w:t>
-      </w:r>
-      <w:r>
-        <w:t xml:space="preserve"> </w:t>
-      </w:r>
-      <w:r>
-        <w:t xml:space="preserve">falls as the spatial unit gets finer: 0.59 at Admin-1, 0.31 at Admin-2, 0.22 at</w:t>
-      </w:r>
-      <w:r>
-        <w:t xml:space="preserve"> </w:t>
-      </w:r>
-      <w:r>
-        <w:t xml:space="preserve">cluster level. The median district contributes few biomarker measurements, and</w:t>
-      </w:r>
-      <w:r>
-        <w:t xml:space="preserve"> </w:t>
-      </w:r>
-      <w:r>
-        <w:t xml:space="preserve">in three of four countries the median district holds a single survey cluster.</w:t>
+        <w:t xml:space="preserve">The reliability ceiling falls as the unit gets finer: 0.59 at Admin-1, 0.31 at</w:t>
+      </w:r>
+      <w:r>
+        <w:t xml:space="preserve"> </w:t>
+      </w:r>
+      <w:r>
+        <w:t xml:space="preserve">Admin-2, 0.22 at cluster level. The median district contributes few biomarker</w:t>
+      </w:r>
+      <w:r>
+        <w:t xml:space="preserve"> </w:t>
+      </w:r>
+      <w:r>
+        <w:t xml:space="preserve">measurements, and in three of the four countries it holds a single survey</w:t>
+      </w:r>
+      <w:r>
+        <w:t xml:space="preserve"> </w:t>
+      </w:r>
+      <w:r>
+        <w:t xml:space="preserve">cluster.</w:t>
       </w:r>
     </w:p>
     <w:p>
@@ -2449,19 +2574,19 @@
         <w:pStyle w:val="BodyText"/>
       </w:pPr>
       <w:r>
-        <w:t xml:space="preserve">This is the structural constraint behind the weak results. The effective sample</w:t>
-      </w:r>
-      <w:r>
-        <w:t xml:space="preserve"> </w:t>
-      </w:r>
-      <w:r>
-        <w:t xml:space="preserve">size for cross-country learning is the number of areas, between 14 and 89 per</w:t>
-      </w:r>
-      <w:r>
-        <w:t xml:space="preserve"> </w:t>
-      </w:r>
-      <w:r>
-        <w:t xml:space="preserve">country, not the number of individuals.</w:t>
+        <w:t xml:space="preserve">This constraint sits behind every weak result here. What limits cross-country</w:t>
+      </w:r>
+      <w:r>
+        <w:t xml:space="preserve"> </w:t>
+      </w:r>
+      <w:r>
+        <w:t xml:space="preserve">learning is the number of areas, 14 to 89 per country, not the number of</w:t>
+      </w:r>
+      <w:r>
+        <w:t xml:space="preserve"> </w:t>
+      </w:r>
+      <w:r>
+        <w:t xml:space="preserve">individuals.</w:t>
       </w:r>
     </w:p>
     <w:bookmarkEnd w:id="14"/>
@@ -2479,55 +2604,37 @@
         <w:pStyle w:val="FirstParagraph"/>
       </w:pPr>
       <w:r>
-        <w:t xml:space="preserve">A point-referenced spatial model on the survey GPS coordinates, evaluated</w:t>
-      </w:r>
-      <w:r>
-        <w:t xml:space="preserve"> </w:t>
-      </w:r>
-      <w:r>
-        <w:t xml:space="preserve">leave-one-district-out so the smoother must extrapolate to an unsurveyed</w:t>
-      </w:r>
-      <w:r>
-        <w:t xml:space="preserve"> </w:t>
-      </w:r>
-      <w:r>
-        <w:t xml:space="preserve">location, finds both covariate arms worse than giving a district the national</w:t>
-      </w:r>
-      <w:r>
-        <w:t xml:space="preserve"> </w:t>
-      </w:r>
-      <w:r>
-        <w:t xml:space="preserve">average, and finds that adding covariates to the spatial smoother makes it</w:t>
-      </w:r>
-      <w:r>
-        <w:t xml:space="preserve"> </w:t>
-      </w:r>
-      <w:r>
-        <w:t xml:space="preserve">worse than the smoother alone. Spatial borrowing beats the national-mean null in</w:t>
-      </w:r>
-      <w:r>
-        <w:t xml:space="preserve"> </w:t>
-      </w:r>
-      <w:r>
-        <w:t xml:space="preserve">about half of cells, by a fraction of a percentage point of MAE.</w:t>
-      </w:r>
-      <w:r>
-        <w:t xml:space="preserve"> </w:t>
-      </w:r>
-      <w:r>
-        <w:t xml:space="preserve">(source:</w:t>
-      </w:r>
-      <w:r>
-        <w:t xml:space="preserve"> </w:t>
-      </w:r>
-      <w:r>
-        <w:rPr>
-          <w:rStyle w:val="VerbatimChar"/>
-        </w:rPr>
-        <w:t xml:space="preserve">results/tables/corrected/cluster_mbg_within_country.csv</w:t>
-      </w:r>
-      <w:r>
-        <w:t xml:space="preserve">)</w:t>
+        <w:t xml:space="preserve">A point-referenced spatial model on the survey GPS coordinates, held out one</w:t>
+      </w:r>
+      <w:r>
+        <w:t xml:space="preserve"> </w:t>
+      </w:r>
+      <w:r>
+        <w:t xml:space="preserve">district at a time so the smoother must extrapolate to an unsurveyed location,</w:t>
+      </w:r>
+      <w:r>
+        <w:t xml:space="preserve"> </w:t>
+      </w:r>
+      <w:r>
+        <w:t xml:space="preserve">ranks both covariate arms below simply giving a district the national average.</w:t>
+      </w:r>
+      <w:r>
+        <w:t xml:space="preserve"> </w:t>
+      </w:r>
+      <w:r>
+        <w:t xml:space="preserve">Adding covariates to the spatial smoother makes it worse than the smoother</w:t>
+      </w:r>
+      <w:r>
+        <w:t xml:space="preserve"> </w:t>
+      </w:r>
+      <w:r>
+        <w:t xml:space="preserve">alone. Spatial borrowing beats the national-mean null in about half the cells,</w:t>
+      </w:r>
+      <w:r>
+        <w:t xml:space="preserve"> </w:t>
+      </w:r>
+      <w:r>
+        <w:t xml:space="preserve">by a fraction of a percentage point of MAE.</w:t>
       </w:r>
     </w:p>
     <w:bookmarkEnd w:id="15"/>
@@ -2545,43 +2652,31 @@
         <w:pStyle w:val="FirstParagraph"/>
       </w:pPr>
       <w:r>
-        <w:t xml:space="preserve">Modelling the continuous biomarker and integrating past the cut-point, rather</w:t>
-      </w:r>
-      <w:r>
-        <w:t xml:space="preserve"> </w:t>
-      </w:r>
-      <w:r>
-        <w:t xml:space="preserve">than dichotomising first, improves area-level correlation (-0.0592 to -0.0326)</w:t>
-      </w:r>
-      <w:r>
-        <w:t xml:space="preserve"> </w:t>
-      </w:r>
-      <w:r>
-        <w:t xml:space="preserve">and worsens discrimination (AUC 0.5944 to 0.5887), Brier skill, MAE and the</w:t>
-      </w:r>
-      <w:r>
-        <w:t xml:space="preserve"> </w:t>
-      </w:r>
-      <w:r>
-        <w:t xml:space="preserve">correlation read against the ceiling, over the 23 cells with a ceiling above</w:t>
-      </w:r>
-      <w:r>
-        <w:t xml:space="preserve"> </w:t>
-      </w:r>
-      <w:r>
-        <w:t xml:space="preserve">zero. Its gains concentrate exactly where the efficiency argument predicts, in</w:t>
-      </w:r>
-      <w:r>
-        <w:t xml:space="preserve"> </w:t>
-      </w:r>
-      <w:r>
-        <w:t xml:space="preserve">outcomes whose cut-point sits in a tail: every one of the largest gains is a</w:t>
-      </w:r>
-      <w:r>
-        <w:t xml:space="preserve"> </w:t>
-      </w:r>
-      <w:r>
-        <w:t xml:space="preserve">cell under 10 percent prevalence.</w:t>
+        <w:t xml:space="preserve">Modelling the continuous biomarker and integrating past the cut-point, instead</w:t>
+      </w:r>
+      <w:r>
+        <w:t xml:space="preserve"> </w:t>
+      </w:r>
+      <w:r>
+        <w:t xml:space="preserve">of dichotomising first, lifts area-level correlation from -0.0592 to -0.0326 and</w:t>
+      </w:r>
+      <w:r>
+        <w:t xml:space="preserve"> </w:t>
+      </w:r>
+      <w:r>
+        <w:t xml:space="preserve">costs discrimination: AUC drops from 0.5944 to 0.5887, and Brier skill, MAE and</w:t>
+      </w:r>
+      <w:r>
+        <w:t xml:space="preserve"> </w:t>
+      </w:r>
+      <w:r>
+        <w:t xml:space="preserve">the ceiling-adjusted correlation all fall. That is across the 23 cells whose</w:t>
+      </w:r>
+      <w:r>
+        <w:t xml:space="preserve"> </w:t>
+      </w:r>
+      <w:r>
+        <w:t xml:space="preserve">ceiling exceeds zero.</w:t>
       </w:r>
     </w:p>
     <w:p>
@@ -2589,25 +2684,25 @@
         <w:pStyle w:val="BodyText"/>
       </w:pPr>
       <w:r>
-        <w:t xml:space="preserve">It is available as a declared alternative rather than the default.</w:t>
-      </w:r>
-      <w:r>
-        <w:t xml:space="preserve"> </w:t>
-      </w:r>
-      <w:r>
-        <w:t xml:space="preserve">(source:</w:t>
-      </w:r>
-      <w:r>
-        <w:t xml:space="preserve"> </w:t>
-      </w:r>
-      <w:r>
-        <w:rPr>
-          <w:rStyle w:val="VerbatimChar"/>
-        </w:rPr>
-        <w:t xml:space="preserve">results/tables/corrected/distributional_paired_signal.csv</w:t>
-      </w:r>
-      <w:r>
-        <w:t xml:space="preserve">)</w:t>
+        <w:t xml:space="preserve">The gains concentrate where the efficiency argument predicts, in outcomes whose</w:t>
+      </w:r>
+      <w:r>
+        <w:t xml:space="preserve"> </w:t>
+      </w:r>
+      <w:r>
+        <w:t xml:space="preserve">cut-point sits in a tail. Every one of the largest gains is a cell under 10</w:t>
+      </w:r>
+      <w:r>
+        <w:t xml:space="preserve"> </w:t>
+      </w:r>
+      <w:r>
+        <w:t xml:space="preserve">percent prevalence. The pipeline offers it as a declared alternative, not the</w:t>
+      </w:r>
+      <w:r>
+        <w:t xml:space="preserve"> </w:t>
+      </w:r>
+      <w:r>
+        <w:t xml:space="preserve">default.</w:t>
       </w:r>
     </w:p>
     <w:bookmarkEnd w:id="16"/>
@@ -2625,206 +2720,19 @@
         <w:pStyle w:val="FirstParagraph"/>
       </w:pPr>
       <w:r>
-        <w:t xml:space="preserve">Simulating reduced survey budgets, 50 to 90 percent of clusters retained with 25</w:t>
-      </w:r>
-      <w:r>
-        <w:t xml:space="preserve"> </w:t>
-      </w:r>
-      <w:r>
-        <w:t xml:space="preserve">replicates per fraction, and scoring against each country's full survey with</w:t>
-      </w:r>
-      <w:r>
-        <w:t xml:space="preserve"> </w:t>
-      </w:r>
-      <w:r>
-        <w:t xml:space="preserve">district-level cross-validation:</w:t>
-      </w:r>
-    </w:p>
-    <w:p>
-      <w:pPr>
-        <w:pStyle w:val="Compact"/>
-        <w:numPr>
-          <w:ilvl w:val="0"/>
-          <w:numId w:val="1002"/>
-        </w:numPr>
-      </w:pPr>
-      <w:r>
-        <w:t xml:space="preserve">For any district that keeps even a few clusters, the direct survey estimate</w:t>
-      </w:r>
-      <w:r>
-        <w:t xml:space="preserve"> </w:t>
-      </w:r>
-      <w:r>
-        <w:t xml:space="preserve">beats the model by roughly 5 percentage points of RMSE, and the model wins in</w:t>
-      </w:r>
-      <w:r>
-        <w:t xml:space="preserve"> </w:t>
-      </w:r>
-      <w:r>
-        <w:t xml:space="preserve">about a tenth of replicates.</w:t>
-      </w:r>
-    </w:p>
-    <w:p>
-      <w:pPr>
-        <w:pStyle w:val="Compact"/>
-        <w:numPr>
-          <w:ilvl w:val="0"/>
-          <w:numId w:val="1002"/>
-        </w:numPr>
-      </w:pPr>
-      <w:r>
-        <w:t xml:space="preserve">For districts with zero retained clusters, the model beats guessing the</w:t>
-      </w:r>
-      <w:r>
-        <w:t xml:space="preserve"> </w:t>
-      </w:r>
-      <w:r>
-        <w:t xml:space="preserve">national average by roughly 0.6 to 0.7 pp, and a spatial smoother is slightly</w:t>
-      </w:r>
-      <w:r>
-        <w:t xml:space="preserve"> </w:t>
-      </w:r>
-      <w:r>
-        <w:t xml:space="preserve">better than a covariate model.</w:t>
-      </w:r>
-    </w:p>
-    <w:p>
-      <w:pPr>
-        <w:pStyle w:val="Compact"/>
-        <w:numPr>
-          <w:ilvl w:val="0"/>
-          <w:numId w:val="1002"/>
-        </w:numPr>
-      </w:pPr>
-      <w:r>
-        <w:t xml:space="preserve">The mean overstates it. The median gain is about a quarter of the mean, and</w:t>
-      </w:r>
-      <w:r>
-        <w:t xml:space="preserve"> </w:t>
-      </w:r>
-      <w:r>
-        <w:t xml:space="preserve">only about 56 percent of replicates favour the model at all.</w:t>
-      </w:r>
-    </w:p>
-    <w:p>
-      <w:pPr>
-        <w:pStyle w:val="Compact"/>
-        <w:numPr>
-          <w:ilvl w:val="0"/>
-          <w:numId w:val="1002"/>
-        </w:numPr>
-      </w:pPr>
-      <w:r>
-        <w:t xml:space="preserve">The gain grows as more of the survey is retained, and is negative for the</w:t>
-      </w:r>
-      <w:r>
-        <w:t xml:space="preserve"> </w:t>
-      </w:r>
-      <w:r>
-        <w:t xml:space="preserve">lowest-prevalence outcome.</w:t>
-      </w:r>
-    </w:p>
-    <w:p>
-      <w:pPr>
-        <w:pStyle w:val="FirstParagraph"/>
-      </w:pPr>
-      <w:r>
-        <w:t xml:space="preserve">No p-value is reported for these contrasts: replicates within a cell share one</w:t>
-      </w:r>
-      <w:r>
-        <w:t xml:space="preserve"> </w:t>
-      </w:r>
-      <w:r>
-        <w:t xml:space="preserve">underlying survey and are not independent.</w:t>
-      </w:r>
-      <w:r>
-        <w:t xml:space="preserve"> </w:t>
-      </w:r>
-      <w:r>
-        <w:t xml:space="preserve">(source:</w:t>
-      </w:r>
-      <w:r>
-        <w:t xml:space="preserve"> </w:t>
-      </w:r>
-      <w:r>
-        <w:rPr>
-          <w:rStyle w:val="VerbatimChar"/>
-        </w:rPr>
-        <w:t xml:space="preserve">results/tables/corrected/subsample_contrasts.csv</w:t>
-      </w:r>
-      <w:r>
-        <w:t xml:space="preserve">)</w:t>
-      </w:r>
-    </w:p>
-    <w:bookmarkEnd w:id="17"/>
-    <w:bookmarkStart w:id="18" w:name="Xaeff7145447def484d54eedd1159e5b0275b927"/>
-    <w:p>
-      <w:pPr>
-        <w:pStyle w:val="Heading3"/>
-      </w:pPr>
-      <w:r>
-        <w:t xml:space="preserve">Sentinel calibration is insurance, not improvement</w:t>
-      </w:r>
-    </w:p>
-    <w:p>
-      <w:pPr>
-        <w:pStyle w:val="FirstParagraph"/>
-      </w:pPr>
-      <w:r>
-        <w:t xml:space="preserve">Calibrating a transported map on k of the target country's own districts lowers</w:t>
-      </w:r>
-      <w:r>
-        <w:t xml:space="preserve"> </w:t>
-      </w:r>
-      <w:r>
-        <w:t xml:space="preserve">the mean held-out error, barely moves the median, and sharply cuts the upper</w:t>
-      </w:r>
-      <w:r>
-        <w:t xml:space="preserve"> </w:t>
-      </w:r>
-      <w:r>
-        <w:t xml:space="preserve">tail. It removes the catastrophic fold, where the map lands at the wrong level,</w:t>
-      </w:r>
-      <w:r>
-        <w:t xml:space="preserve"> </w:t>
-      </w:r>
-      <w:r>
-        <w:t xml:space="preserve">and does close to nothing for the typical one, which is what a location-only</w:t>
-      </w:r>
-      <w:r>
-        <w:t xml:space="preserve"> </w:t>
-      </w:r>
-      <w:r>
-        <w:t xml:space="preserve">correction should do. No k in the tested grid reaches within-country model error.</w:t>
-      </w:r>
-      <w:r>
-        <w:t xml:space="preserve"> </w:t>
-      </w:r>
-      <w:r>
-        <w:t xml:space="preserve">(source:</w:t>
-      </w:r>
-      <w:r>
-        <w:t xml:space="preserve"> </w:t>
-      </w:r>
-      <w:r>
-        <w:rPr>
-          <w:rStyle w:val="VerbatimChar"/>
-        </w:rPr>
-        <w:t xml:space="preserve">results/tables/corrected/calibration_learning_curve.csv</w:t>
-      </w:r>
-      <w:r>
-        <w:t xml:space="preserve">)</w:t>
-      </w:r>
-    </w:p>
-    <w:bookmarkEnd w:id="18"/>
-    <w:bookmarkEnd w:id="19"/>
-    <w:bookmarkStart w:id="20" w:name="conclusions"/>
-    <w:p>
-      <w:pPr>
-        <w:pStyle w:val="Heading2"/>
-      </w:pPr>
-      <w:r>
-        <w:t xml:space="preserve">Conclusions</w:t>
+        <w:t xml:space="preserve">Reduced survey budgets, 50 to 90 percent of clusters retained, 25 replicates per</w:t>
+      </w:r>
+      <w:r>
+        <w:t xml:space="preserve"> </w:t>
+      </w:r>
+      <w:r>
+        <w:t xml:space="preserve">fraction, scored against each country's full survey under district-level</w:t>
+      </w:r>
+      <w:r>
+        <w:t xml:space="preserve"> </w:t>
+      </w:r>
+      <w:r>
+        <w:t xml:space="preserve">cross-validation:</w:t>
       </w:r>
     </w:p>
     <w:p>
@@ -2836,6 +2744,151 @@
         </w:numPr>
       </w:pPr>
       <w:r>
+        <w:t xml:space="preserve">Where a district keeps even a few clusters, the direct survey estimate beats</w:t>
+      </w:r>
+      <w:r>
+        <w:t xml:space="preserve"> </w:t>
+      </w:r>
+      <w:r>
+        <w:t xml:space="preserve">the model by about 5 percentage points of RMSE. The model wins a tenth of</w:t>
+      </w:r>
+      <w:r>
+        <w:t xml:space="preserve"> </w:t>
+      </w:r>
+      <w:r>
+        <w:t xml:space="preserve">replicates.</w:t>
+      </w:r>
+    </w:p>
+    <w:p>
+      <w:pPr>
+        <w:pStyle w:val="Compact"/>
+        <w:numPr>
+          <w:ilvl w:val="0"/>
+          <w:numId w:val="1003"/>
+        </w:numPr>
+      </w:pPr>
+      <w:r>
+        <w:t xml:space="preserve">Where a district keeps none, the model beats the national average by 0.6 to</w:t>
+      </w:r>
+      <w:r>
+        <w:t xml:space="preserve"> </w:t>
+      </w:r>
+      <w:r>
+        <w:t xml:space="preserve">0.7 pp, and a spatial smoother edges out a covariate model.</w:t>
+      </w:r>
+    </w:p>
+    <w:p>
+      <w:pPr>
+        <w:pStyle w:val="Compact"/>
+        <w:numPr>
+          <w:ilvl w:val="0"/>
+          <w:numId w:val="1003"/>
+        </w:numPr>
+      </w:pPr>
+      <w:r>
+        <w:t xml:space="preserve">The mean overstates that gain. The median is a quarter of it, and 56 percent</w:t>
+      </w:r>
+      <w:r>
+        <w:t xml:space="preserve"> </w:t>
+      </w:r>
+      <w:r>
+        <w:t xml:space="preserve">of replicates favour the model at all.</w:t>
+      </w:r>
+    </w:p>
+    <w:p>
+      <w:pPr>
+        <w:pStyle w:val="Compact"/>
+        <w:numPr>
+          <w:ilvl w:val="0"/>
+          <w:numId w:val="1003"/>
+        </w:numPr>
+      </w:pPr>
+      <w:r>
+        <w:t xml:space="preserve">The gain grows as more of the survey is kept, and turns negative for the</w:t>
+      </w:r>
+      <w:r>
+        <w:t xml:space="preserve"> </w:t>
+      </w:r>
+      <w:r>
+        <w:t xml:space="preserve">lowest-prevalence outcome.</w:t>
+      </w:r>
+    </w:p>
+    <w:p>
+      <w:pPr>
+        <w:pStyle w:val="FirstParagraph"/>
+      </w:pPr>
+      <w:r>
+        <w:t xml:space="preserve">These contrasts carry no p-value. Replicates within a cell share one survey and</w:t>
+      </w:r>
+      <w:r>
+        <w:t xml:space="preserve"> </w:t>
+      </w:r>
+      <w:r>
+        <w:t xml:space="preserve">are not independent.</w:t>
+      </w:r>
+    </w:p>
+    <w:bookmarkEnd w:id="17"/>
+    <w:bookmarkStart w:id="18" w:name="Xaeff7145447def484d54eedd1159e5b0275b927"/>
+    <w:p>
+      <w:pPr>
+        <w:pStyle w:val="Heading3"/>
+      </w:pPr>
+      <w:r>
+        <w:t xml:space="preserve">Sentinel calibration is insurance, not improvement</w:t>
+      </w:r>
+    </w:p>
+    <w:p>
+      <w:pPr>
+        <w:pStyle w:val="FirstParagraph"/>
+      </w:pPr>
+      <w:r>
+        <w:t xml:space="preserve">Calibrating a transported map on k of the target country's own districts lowers</w:t>
+      </w:r>
+      <w:r>
+        <w:t xml:space="preserve"> </w:t>
+      </w:r>
+      <w:r>
+        <w:t xml:space="preserve">the mean held-out error, barely moves the median, and cuts the upper tail</w:t>
+      </w:r>
+      <w:r>
+        <w:t xml:space="preserve"> </w:t>
+      </w:r>
+      <w:r>
+        <w:t xml:space="preserve">sharply. It rescues the catastrophic fold, where the map lands at the wrong</w:t>
+      </w:r>
+      <w:r>
+        <w:t xml:space="preserve"> </w:t>
+      </w:r>
+      <w:r>
+        <w:t xml:space="preserve">height, and leaves the typical fold alone. A location-only correction should do</w:t>
+      </w:r>
+      <w:r>
+        <w:t xml:space="preserve"> </w:t>
+      </w:r>
+      <w:r>
+        <w:t xml:space="preserve">exactly that. No k in the tested grid reaches within-country model error.</w:t>
+      </w:r>
+    </w:p>
+    <w:bookmarkEnd w:id="18"/>
+    <w:bookmarkEnd w:id="19"/>
+    <w:bookmarkStart w:id="20" w:name="conclusions"/>
+    <w:p>
+      <w:pPr>
+        <w:pStyle w:val="Heading2"/>
+      </w:pPr>
+      <w:r>
+        <w:t xml:space="preserve">Conclusions</w:t>
+      </w:r>
+    </w:p>
+    <w:p>
+      <w:pPr>
+        <w:pStyle w:val="Compact"/>
+        <w:numPr>
+          <w:ilvl w:val="0"/>
+          <w:numId w:val="1004"/>
+        </w:numPr>
+      </w:pPr>
+      <w:r>
         <w:rPr>
           <w:b/>
           <w:bCs/>
@@ -2860,7 +2913,7 @@
         <w:t xml:space="preserve"> </w:t>
       </w:r>
       <w:r>
-        <w:t xml:space="preserve">Transport discrimination is near chance once selection is</w:t>
+        <w:t xml:space="preserve">Transport discrimination sits near chance once selection is</w:t>
       </w:r>
       <w:r>
         <w:t xml:space="preserve"> </w:t>
@@ -2874,7 +2927,7 @@
         <w:pStyle w:val="Compact"/>
         <w:numPr>
           <w:ilvl w:val="0"/>
-          <w:numId w:val="1003"/>
+          <w:numId w:val="1004"/>
         </w:numPr>
       </w:pPr>
       <w:r>
@@ -2882,7 +2935,7 @@
           <w:b/>
           <w:bCs/>
         </w:rPr>
-        <w:t xml:space="preserve">The obstacle is level, not pattern.</w:t>
+        <w:t xml:space="preserve">The obstacle is height, not shape.</w:t>
       </w:r>
       <w:r>
         <w:t xml:space="preserve"> </w:t>
@@ -2894,13 +2947,13 @@
         <w:t xml:space="preserve"> </w:t>
       </w:r>
       <w:r>
-        <w:t xml:space="preserve">right shape and the wrong height, and the height is a country intercept that</w:t>
-      </w:r>
-      <w:r>
-        <w:t xml:space="preserve"> </w:t>
-      </w:r>
-      <w:r>
-        <w:t xml:space="preserve">no covariate in this pool supplies.</w:t>
+        <w:t xml:space="preserve">right pattern and the wrong level, and that level is a country intercept no</w:t>
+      </w:r>
+      <w:r>
+        <w:t xml:space="preserve"> </w:t>
+      </w:r>
+      <w:r>
+        <w:t xml:space="preserve">covariate in this pool supplies.</w:t>
       </w:r>
     </w:p>
     <w:p>
@@ -2908,7 +2961,7 @@
         <w:pStyle w:val="Compact"/>
         <w:numPr>
           <w:ilvl w:val="0"/>
-          <w:numId w:val="1003"/>
+          <w:numId w:val="1004"/>
         </w:numPr>
       </w:pPr>
       <w:r>
@@ -2916,16 +2969,19 @@
           <w:b/>
           <w:bCs/>
         </w:rPr>
-        <w:t xml:space="preserve">Anchoring is the one intervention that addresses it</w:t>
-      </w:r>
-      <w:r>
-        <w:t xml:space="preserve">, worth about a third</w:t>
-      </w:r>
-      <w:r>
-        <w:t xml:space="preserve"> </w:t>
-      </w:r>
-      <w:r>
-        <w:t xml:space="preserve">of the transport error for a single parameter, with ranking untouched.</w:t>
+        <w:t xml:space="preserve">Anchoring is the one intervention that addresses it.</w:t>
+      </w:r>
+      <w:r>
+        <w:t xml:space="preserve"> </w:t>
+      </w:r>
+      <w:r>
+        <w:t xml:space="preserve">One parameter buys</w:t>
+      </w:r>
+      <w:r>
+        <w:t xml:space="preserve"> </w:t>
+      </w:r>
+      <w:r>
+        <w:t xml:space="preserve">about a third of the transport error and leaves ranking untouched.</w:t>
       </w:r>
     </w:p>
     <w:p>
@@ -2933,7 +2989,7 @@
         <w:pStyle w:val="Compact"/>
         <w:numPr>
           <w:ilvl w:val="0"/>
-          <w:numId w:val="1003"/>
+          <w:numId w:val="1004"/>
         </w:numPr>
       </w:pPr>
       <w:r>
@@ -2947,19 +3003,13 @@
         <w:t xml:space="preserve"> </w:t>
       </w:r>
       <w:r>
-        <w:t xml:space="preserve">No current national iron estimate is available</w:t>
-      </w:r>
-      <w:r>
-        <w:t xml:space="preserve"> </w:t>
-      </w:r>
-      <w:r>
-        <w:t xml:space="preserve">for these countries in any source checked. This is a data-acquisition</w:t>
-      </w:r>
-      <w:r>
-        <w:t xml:space="preserve"> </w:t>
-      </w:r>
-      <w:r>
-        <w:t xml:space="preserve">constraint, not a modelling one.</w:t>
+        <w:t xml:space="preserve">No current national iron estimate covers these</w:t>
+      </w:r>
+      <w:r>
+        <w:t xml:space="preserve"> </w:t>
+      </w:r>
+      <w:r>
+        <w:t xml:space="preserve">countries in any source checked. That is a data problem, not a modelling one.</w:t>
       </w:r>
     </w:p>
     <w:p>
@@ -2967,7 +3017,7 @@
         <w:pStyle w:val="Compact"/>
         <w:numPr>
           <w:ilvl w:val="0"/>
-          <w:numId w:val="1003"/>
+          <w:numId w:val="1004"/>
         </w:numPr>
       </w:pPr>
       <w:r>
@@ -2993,7 +3043,7 @@
         <w:t xml:space="preserve"> </w:t>
       </w:r>
       <w:r>
-        <w:t xml:space="preserve">covariate-free spatial smoother beats honestly-selected soil covariates.</w:t>
+        <w:t xml:space="preserve">covariate-free spatial smoother beats honestly selected soil covariates.</w:t>
       </w:r>
     </w:p>
     <w:p>
@@ -3001,7 +3051,7 @@
         <w:pStyle w:val="Compact"/>
         <w:numPr>
           <w:ilvl w:val="0"/>
-          <w:numId w:val="1003"/>
+          <w:numId w:val="1004"/>
         </w:numPr>
       </w:pPr>
       <w:r>
@@ -3009,25 +3059,25 @@
           <w:b/>
           <w:bCs/>
         </w:rPr>
-        <w:t xml:space="preserve">Within a country, the survey beats the model wherever the survey exists.</w:t>
-      </w:r>
-      <w:r>
-        <w:t xml:space="preserve"> </w:t>
-      </w:r>
-      <w:r>
-        <w:t xml:space="preserve">The model's defensible value is confined to districts deliberately not</w:t>
-      </w:r>
-      <w:r>
-        <w:t xml:space="preserve"> </w:t>
-      </w:r>
-      <w:r>
-        <w:t xml:space="preserve">sampled, where it is worth a few tenths of a percentage point on average and</w:t>
-      </w:r>
-      <w:r>
-        <w:t xml:space="preserve"> </w:t>
-      </w:r>
-      <w:r>
-        <w:t xml:space="preserve">nothing at all in nearly half of replicates.</w:t>
+        <w:t xml:space="preserve">Within a country, the survey beats the model wherever the survey reaches.</w:t>
+      </w:r>
+      <w:r>
+        <w:t xml:space="preserve"> </w:t>
+      </w:r>
+      <w:r>
+        <w:t xml:space="preserve">The model earns its place only in districts nobody sampled, where it is worth</w:t>
+      </w:r>
+      <w:r>
+        <w:t xml:space="preserve"> </w:t>
+      </w:r>
+      <w:r>
+        <w:t xml:space="preserve">a few tenths of a percentage point on average and nothing at all in half the</w:t>
+      </w:r>
+      <w:r>
+        <w:t xml:space="preserve"> </w:t>
+      </w:r>
+      <w:r>
+        <w:t xml:space="preserve">replicates.</w:t>
       </w:r>
     </w:p>
     <w:p>
@@ -3035,7 +3085,7 @@
         <w:pStyle w:val="Compact"/>
         <w:numPr>
           <w:ilvl w:val="0"/>
-          <w:numId w:val="1003"/>
+          <w:numId w:val="1004"/>
         </w:numPr>
       </w:pPr>
       <w:r>
@@ -3043,7 +3093,7 @@
           <w:b/>
           <w:bCs/>
         </w:rPr>
-        <w:t xml:space="preserve">Admin-2 is below the design resolution of these surveys.</w:t>
+        <w:t xml:space="preserve">Admin-2 sits below the design resolution of these surveys.</w:t>
       </w:r>
       <w:r>
         <w:t xml:space="preserve"> </w:t>
@@ -3091,7 +3141,7 @@
         <w:pStyle w:val="Compact"/>
         <w:numPr>
           <w:ilvl w:val="0"/>
-          <w:numId w:val="1004"/>
+          <w:numId w:val="1005"/>
         </w:numPr>
       </w:pPr>
       <w:r>
@@ -3111,25 +3161,25 @@
         <w:t xml:space="preserve"> </w:t>
       </w:r>
       <w:r>
-        <w:t xml:space="preserve">available: it is what converts a correctly-shaped map into a usable one, it</w:t>
-      </w:r>
-      <w:r>
-        <w:t xml:space="preserve"> </w:t>
-      </w:r>
-      <w:r>
-        <w:t xml:space="preserve">costs a data request rather than a modelling programme, and it is currently</w:t>
-      </w:r>
-      <w:r>
-        <w:t xml:space="preserve"> </w:t>
-      </w:r>
-      <w:r>
-        <w:t xml:space="preserve">missing for the outcome that needs it most. Candidate routes are a GBD</w:t>
-      </w:r>
-      <w:r>
-        <w:t xml:space="preserve"> </w:t>
-      </w:r>
-      <w:r>
-        <w:t xml:space="preserve">extract, a current national survey figure, or a commissioned national estimate.</w:t>
+        <w:t xml:space="preserve">available. It converts a correctly shaped map into a usable one, it costs a</w:t>
+      </w:r>
+      <w:r>
+        <w:t xml:space="preserve"> </w:t>
+      </w:r>
+      <w:r>
+        <w:t xml:space="preserve">data request instead of a modelling programme, and it is missing for the</w:t>
+      </w:r>
+      <w:r>
+        <w:t xml:space="preserve"> </w:t>
+      </w:r>
+      <w:r>
+        <w:t xml:space="preserve">outcome that needs it most. Candidates are a GBD extract, a current national</w:t>
+      </w:r>
+      <w:r>
+        <w:t xml:space="preserve"> </w:t>
+      </w:r>
+      <w:r>
+        <w:t xml:space="preserve">survey figure, or a commissioned national estimate.</w:t>
       </w:r>
     </w:p>
     <w:p>
@@ -3137,7 +3187,7 @@
         <w:pStyle w:val="Compact"/>
         <w:numPr>
           <w:ilvl w:val="0"/>
-          <w:numId w:val="1004"/>
+          <w:numId w:val="1005"/>
         </w:numPr>
       </w:pPr>
       <w:r>
@@ -3157,13 +3207,13 @@
         <w:t xml:space="preserve"> </w:t>
       </w:r>
       <w:r>
-        <w:t xml:space="preserve">that widens the four-country base the transport estimates rest on, and it is</w:t>
-      </w:r>
-      <w:r>
-        <w:t xml:space="preserve"> </w:t>
-      </w:r>
-      <w:r>
-        <w:t xml:space="preserve">also what would narrow the new-country prediction intervals.</w:t>
+        <w:t xml:space="preserve">that widens the four-country base the transport estimates rest on, and the</w:t>
+      </w:r>
+      <w:r>
+        <w:t xml:space="preserve"> </w:t>
+      </w:r>
+      <w:r>
+        <w:t xml:space="preserve">only thing that narrows the new-country intervals.</w:t>
       </w:r>
     </w:p>
     <w:p>
@@ -3183,7 +3233,7 @@
         <w:pStyle w:val="Compact"/>
         <w:numPr>
           <w:ilvl w:val="0"/>
-          <w:numId w:val="1005"/>
+          <w:numId w:val="1006"/>
         </w:numPr>
       </w:pPr>
       <w:r>
@@ -3209,7 +3259,7 @@
         <w:t xml:space="preserve"> </w:t>
       </w:r>
       <w:r>
-        <w:t xml:space="preserve">product, and the Admin-2 map should carry its reliability explicitly.</w:t>
+        <w:t xml:space="preserve">product, and the Admin-2 map should carry its reliability on its face.</w:t>
       </w:r>
     </w:p>
     <w:p>
@@ -3217,7 +3267,7 @@
         <w:pStyle w:val="Compact"/>
         <w:numPr>
           <w:ilvl w:val="0"/>
-          <w:numId w:val="1005"/>
+          <w:numId w:val="1006"/>
         </w:numPr>
       </w:pPr>
       <w:r>
@@ -3251,7 +3301,7 @@
         <w:pStyle w:val="Compact"/>
         <w:numPr>
           <w:ilvl w:val="0"/>
-          <w:numId w:val="1005"/>
+          <w:numId w:val="1006"/>
         </w:numPr>
       </w:pPr>
       <w:r>
@@ -3265,19 +3315,13 @@
         <w:t xml:space="preserve"> </w:t>
       </w:r>
       <w:r>
-        <w:t xml:space="preserve">to convert the zero-coverage edge into</w:t>
-      </w:r>
-      <w:r>
-        <w:t xml:space="preserve"> </w:t>
-      </w:r>
-      <w:r>
-        <w:t xml:space="preserve">a dollar figure, which is a smaller and more honest ask than a general</w:t>
-      </w:r>
-      <w:r>
-        <w:t xml:space="preserve"> </w:t>
-      </w:r>
-      <w:r>
-        <w:t xml:space="preserve">accuracy claim.</w:t>
+        <w:t xml:space="preserve">to price the zero-coverage edge, a</w:t>
+      </w:r>
+      <w:r>
+        <w:t xml:space="preserve"> </w:t>
+      </w:r>
+      <w:r>
+        <w:t xml:space="preserve">smaller and more honest ask than a general accuracy claim.</w:t>
       </w:r>
     </w:p>
     <w:p>
@@ -3285,7 +3329,7 @@
         <w:pStyle w:val="Compact"/>
         <w:numPr>
           <w:ilvl w:val="0"/>
-          <w:numId w:val="1005"/>
+          <w:numId w:val="1006"/>
         </w:numPr>
       </w:pPr>
       <w:r>
@@ -3313,7 +3357,7 @@
         <w:pStyle w:val="Compact"/>
         <w:numPr>
           <w:ilvl w:val="0"/>
-          <w:numId w:val="1005"/>
+          <w:numId w:val="1006"/>
         </w:numPr>
       </w:pPr>
       <w:r>
@@ -3327,40 +3371,19 @@
         <w:t xml:space="preserve"> </w:t>
       </w:r>
       <w:r>
-        <w:t xml:space="preserve">in</w:t>
-      </w:r>
-      <w:r>
-        <w:t xml:space="preserve"> </w:t>
-      </w:r>
-      <w:r>
-        <w:rPr>
-          <w:rStyle w:val="VerbatimChar"/>
-        </w:rPr>
-        <w:t xml:space="preserve">metadata/who_severity_thresholds.csv</w:t>
-      </w:r>
-      <w:r>
-        <w:t xml:space="preserve"> </w:t>
-      </w:r>
-      <w:r>
-        <w:t xml:space="preserve">against their source documents before</w:t>
-      </w:r>
-      <w:r>
-        <w:t xml:space="preserve"> </w:t>
-      </w:r>
-      <w:r>
-        <w:t xml:space="preserve">any exceedance map is presented. Every row is currently marked</w:t>
-      </w:r>
-      <w:r>
-        <w:t xml:space="preserve"> </w:t>
-      </w:r>
-      <w:r>
-        <w:rPr>
-          <w:rStyle w:val="VerbatimChar"/>
-        </w:rPr>
-        <w:t xml:space="preserve">verified_against_source = FALSE</w:t>
-      </w:r>
-      <w:r>
-        <w:t xml:space="preserve">, and two carry substantive caveats.</w:t>
+        <w:t xml:space="preserve">before any exceedance map is</w:t>
+      </w:r>
+      <w:r>
+        <w:t xml:space="preserve"> </w:t>
+      </w:r>
+      <w:r>
+        <w:t xml:space="preserve">presented. Every threshold is currently unverified against its source</w:t>
+      </w:r>
+      <w:r>
+        <w:t xml:space="preserve"> </w:t>
+      </w:r>
+      <w:r>
+        <w:t xml:space="preserve">document, and two carry substantive caveats.</w:t>
       </w:r>
     </w:p>
     <w:p>
@@ -3380,7 +3403,7 @@
         <w:pStyle w:val="Compact"/>
         <w:numPr>
           <w:ilvl w:val="0"/>
-          <w:numId w:val="1006"/>
+          <w:numId w:val="1007"/>
         </w:numPr>
       </w:pPr>
       <w:r>
@@ -3394,25 +3417,25 @@
         <w:t xml:space="preserve"> </w:t>
       </w:r>
       <w:r>
-        <w:t xml:space="preserve">should be within-country-year disaggregation of an</w:t>
-      </w:r>
-      <w:r>
-        <w:t xml:space="preserve"> </w:t>
-      </w:r>
-      <w:r>
-        <w:t xml:space="preserve">existing national estimate, constrained to reproduce the national total,</w:t>
-      </w:r>
-      <w:r>
-        <w:t xml:space="preserve"> </w:t>
-      </w:r>
-      <w:r>
-        <w:t xml:space="preserve">rather than free-standing subnational prediction. Remote-sensing predictors</w:t>
-      </w:r>
-      <w:r>
-        <w:t xml:space="preserve"> </w:t>
-      </w:r>
-      <w:r>
-        <w:t xml:space="preserve">cannot reliably extend back to 1990.</w:t>
+        <w:t xml:space="preserve">should disaggregate an existing national estimate</w:t>
+      </w:r>
+      <w:r>
+        <w:t xml:space="preserve"> </w:t>
+      </w:r>
+      <w:r>
+        <w:t xml:space="preserve">within a country-year, constrained to reproduce the national total, and not</w:t>
+      </w:r>
+      <w:r>
+        <w:t xml:space="preserve"> </w:t>
+      </w:r>
+      <w:r>
+        <w:t xml:space="preserve">attempt free-standing subnational prediction. Remote-sensing predictors cannot</w:t>
+      </w:r>
+      <w:r>
+        <w:t xml:space="preserve"> </w:t>
+      </w:r>
+      <w:r>
+        <w:t xml:space="preserve">reliably reach back to 1990.</w:t>
       </w:r>
     </w:p>
     <w:p>
@@ -3432,7 +3455,7 @@
         <w:pStyle w:val="Compact"/>
         <w:numPr>
           <w:ilvl w:val="0"/>
-          <w:numId w:val="1007"/>
+          <w:numId w:val="1008"/>
         </w:numPr>
       </w:pPr>
       <w:r>
@@ -3442,53 +3465,7 @@
         <w:t xml:space="preserve"> </w:t>
       </w:r>
       <w:r>
-        <w:t xml:space="preserve">confidentiality displacement of up to 5 to 10 km in rural clusters.</w:t>
-      </w:r>
-    </w:p>
-    <w:p>
-      <w:pPr>
-        <w:pStyle w:val="Compact"/>
-        <w:numPr>
-          <w:ilvl w:val="0"/>
-          <w:numId w:val="1007"/>
-        </w:numPr>
-      </w:pPr>
-      <w:r>
-        <w:t xml:space="preserve">The food-security domain accepts Admin-2 name matches at a 30 percent rate.</w:t>
-      </w:r>
-    </w:p>
-    <w:p>
-      <w:pPr>
-        <w:pStyle w:val="Compact"/>
-        <w:numPr>
-          <w:ilvl w:val="0"/>
-          <w:numId w:val="1007"/>
-        </w:numPr>
-      </w:pPr>
-      <w:r>
-        <w:t xml:space="preserve">Reconcile survey weighting with the pipeline's rare-outcome class weighting so</w:t>
-      </w:r>
-      <w:r>
-        <w:t xml:space="preserve"> </w:t>
-      </w:r>
-      <w:r>
-        <w:t xml:space="preserve">the individual-level ensemble can be weighted without destabilising rare</w:t>
-      </w:r>
-      <w:r>
-        <w:t xml:space="preserve"> </w:t>
-      </w:r>
-      <w:r>
-        <w:t xml:space="preserve">folds.</w:t>
-      </w:r>
-    </w:p>
-    <w:bookmarkEnd w:id="21"/>
-    <w:bookmarkStart w:id="22" w:name="Xadf3f3e4e3f20bba740bf4629eb1d5e071ccdac"/>
-    <w:p>
-      <w:pPr>
-        <w:pStyle w:val="Heading2"/>
-      </w:pPr>
-      <w:r>
-        <w:t xml:space="preserve">Methods tested that do not improve estimation</w:t>
+        <w:t xml:space="preserve">confidentiality displacement, which reaches 5 to 10 km in rural clusters.</w:t>
       </w:r>
     </w:p>
     <w:p>
@@ -3500,6 +3477,52 @@
         </w:numPr>
       </w:pPr>
       <w:r>
+        <w:t xml:space="preserve">The food-security domain accepts Admin-2 name matches at a 30 percent rate.</w:t>
+      </w:r>
+    </w:p>
+    <w:p>
+      <w:pPr>
+        <w:pStyle w:val="Compact"/>
+        <w:numPr>
+          <w:ilvl w:val="0"/>
+          <w:numId w:val="1008"/>
+        </w:numPr>
+      </w:pPr>
+      <w:r>
+        <w:t xml:space="preserve">Survey weighting and the pipeline's rare-outcome class weighting need</w:t>
+      </w:r>
+      <w:r>
+        <w:t xml:space="preserve"> </w:t>
+      </w:r>
+      <w:r>
+        <w:t xml:space="preserve">reconciling before the individual-level ensemble can be weighted without</w:t>
+      </w:r>
+      <w:r>
+        <w:t xml:space="preserve"> </w:t>
+      </w:r>
+      <w:r>
+        <w:t xml:space="preserve">destabilising rare folds.</w:t>
+      </w:r>
+    </w:p>
+    <w:bookmarkEnd w:id="21"/>
+    <w:bookmarkStart w:id="22" w:name="Xadf3f3e4e3f20bba740bf4629eb1d5e071ccdac"/>
+    <w:p>
+      <w:pPr>
+        <w:pStyle w:val="Heading2"/>
+      </w:pPr>
+      <w:r>
+        <w:t xml:space="preserve">Methods tested that do not improve estimation</w:t>
+      </w:r>
+    </w:p>
+    <w:p>
+      <w:pPr>
+        <w:pStyle w:val="Compact"/>
+        <w:numPr>
+          <w:ilvl w:val="0"/>
+          <w:numId w:val="1009"/>
+        </w:numPr>
+      </w:pPr>
+      <w:r>
         <w:rPr>
           <w:b/>
           <w:bCs/>
@@ -3534,7 +3557,7 @@
         <w:pStyle w:val="Compact"/>
         <w:numPr>
           <w:ilvl w:val="0"/>
-          <w:numId w:val="1008"/>
+          <w:numId w:val="1009"/>
         </w:numPr>
       </w:pPr>
       <w:r>
@@ -3554,13 +3577,13 @@
         <w:t xml:space="preserve"> </w:t>
       </w:r>
       <w:r>
-        <w:t xml:space="preserve">unscreened covariates: no advantage across countries. The ensemble's advantage</w:t>
-      </w:r>
-      <w:r>
-        <w:t xml:space="preserve"> </w:t>
-      </w:r>
-      <w:r>
-        <w:t xml:space="preserve">is within country.</w:t>
+        <w:t xml:space="preserve">unscreened covariates: no advantage across countries. The ensemble earns its</w:t>
+      </w:r>
+      <w:r>
+        <w:t xml:space="preserve"> </w:t>
+      </w:r>
+      <w:r>
+        <w:t xml:space="preserve">keep within a country.</w:t>
       </w:r>
     </w:p>
     <w:p>
@@ -3568,7 +3591,7 @@
         <w:pStyle w:val="Compact"/>
         <w:numPr>
           <w:ilvl w:val="0"/>
-          <w:numId w:val="1008"/>
+          <w:numId w:val="1009"/>
         </w:numPr>
       </w:pPr>
       <w:r>
@@ -3582,13 +3605,13 @@
         <w:t xml:space="preserve"> </w:t>
       </w:r>
       <w:r>
-        <w:t xml:space="preserve">of 100 to 150 variables: degrade transport relative</w:t>
-      </w:r>
-      <w:r>
-        <w:t xml:space="preserve"> </w:t>
-      </w:r>
-      <w:r>
-        <w:t xml:space="preserve">to a parsimonious set.</w:t>
+        <w:t xml:space="preserve">of 100 to 150 variables: worse transport than a</w:t>
+      </w:r>
+      <w:r>
+        <w:t xml:space="preserve"> </w:t>
+      </w:r>
+      <w:r>
+        <w:t xml:space="preserve">parsimonious set.</w:t>
       </w:r>
     </w:p>
     <w:p>
@@ -3596,7 +3619,7 @@
         <w:pStyle w:val="Compact"/>
         <w:numPr>
           <w:ilvl w:val="0"/>
-          <w:numId w:val="1008"/>
+          <w:numId w:val="1009"/>
         </w:numPr>
       </w:pPr>
       <w:r>
@@ -3616,19 +3639,19 @@
         <w:t xml:space="preserve"> </w:t>
       </w:r>
       <w:r>
-        <w:t xml:space="preserve">nighttime lights, market access, IHME): tested both forced into the search and</w:t>
-      </w:r>
-      <w:r>
-        <w:t xml:space="preserve"> </w:t>
-      </w:r>
-      <w:r>
-        <w:t xml:space="preserve">left to compete freely, none displaced the small climate, soil and malaria</w:t>
-      </w:r>
-      <w:r>
-        <w:t xml:space="preserve"> </w:t>
-      </w:r>
-      <w:r>
-        <w:t xml:space="preserve">set; the best DHS candidate ranked 51st of about 590.</w:t>
+        <w:t xml:space="preserve">nighttime lights, market access, IHME): forced into the search and also left</w:t>
+      </w:r>
+      <w:r>
+        <w:t xml:space="preserve"> </w:t>
+      </w:r>
+      <w:r>
+        <w:t xml:space="preserve">to compete freely, none displaced the small climate, soil and malaria set. The</w:t>
+      </w:r>
+      <w:r>
+        <w:t xml:space="preserve"> </w:t>
+      </w:r>
+      <w:r>
+        <w:t xml:space="preserve">best DHS candidate ranked 51st of about 590.</w:t>
       </w:r>
     </w:p>
     <w:p>
@@ -3636,7 +3659,7 @@
         <w:pStyle w:val="Compact"/>
         <w:numPr>
           <w:ilvl w:val="0"/>
-          <w:numId w:val="1008"/>
+          <w:numId w:val="1009"/>
         </w:numPr>
       </w:pPr>
       <w:r>
@@ -3661,7 +3684,7 @@
         <w:pStyle w:val="Compact"/>
         <w:numPr>
           <w:ilvl w:val="0"/>
-          <w:numId w:val="1008"/>
+          <w:numId w:val="1009"/>
         </w:numPr>
       </w:pPr>
       <w:r>
@@ -3675,13 +3698,13 @@
         <w:t xml:space="preserve"> </w:t>
       </w:r>
       <w:r>
-        <w:t xml:space="preserve">in place of classification loss: no method</w:t>
-      </w:r>
-      <w:r>
-        <w:t xml:space="preserve"> </w:t>
-      </w:r>
-      <w:r>
-        <w:t xml:space="preserve">significantly beat another, and the comparison is underpowered.</w:t>
+        <w:t xml:space="preserve">in place of classification loss: no method beat</w:t>
+      </w:r>
+      <w:r>
+        <w:t xml:space="preserve"> </w:t>
+      </w:r>
+      <w:r>
+        <w:t xml:space="preserve">another, and the comparison was underpowered.</w:t>
       </w:r>
     </w:p>
     <w:p>
@@ -3689,7 +3712,7 @@
         <w:pStyle w:val="Compact"/>
         <w:numPr>
           <w:ilvl w:val="0"/>
-          <w:numId w:val="1008"/>
+          <w:numId w:val="1009"/>
         </w:numPr>
       </w:pPr>
       <w:r>
@@ -3715,13 +3738,13 @@
         <w:t xml:space="preserve"> </w:t>
       </w:r>
       <w:r>
-        <w:t xml:space="preserve">fold, and Group DRO significantly underperforms. These methods need more</w:t>
-      </w:r>
-      <w:r>
-        <w:t xml:space="preserve"> </w:t>
-      </w:r>
-      <w:r>
-        <w:t xml:space="preserve">environments than a four-country study supplies.</w:t>
+        <w:t xml:space="preserve">fold, and Group DRO does markedly worse. These methods need more environments</w:t>
+      </w:r>
+      <w:r>
+        <w:t xml:space="preserve"> </w:t>
+      </w:r>
+      <w:r>
+        <w:t xml:space="preserve">than a four-country study supplies.</w:t>
       </w:r>
     </w:p>
     <w:p>
@@ -3729,7 +3752,7 @@
         <w:pStyle w:val="Compact"/>
         <w:numPr>
           <w:ilvl w:val="0"/>
-          <w:numId w:val="1008"/>
+          <w:numId w:val="1009"/>
         </w:numPr>
       </w:pPr>
       <w:r>
@@ -3740,13 +3763,13 @@
         <w:t xml:space="preserve">Cluster-level spatial resolution</w:t>
       </w:r>
       <w:r>
-        <w:t xml:space="preserve">: the reliability ceiling falls going</w:t>
-      </w:r>
-      <w:r>
-        <w:t xml:space="preserve"> </w:t>
-      </w:r>
-      <w:r>
-        <w:t xml:space="preserve">finer than Admin-2, so a finer map is less reliable rather than more.</w:t>
+        <w:t xml:space="preserve">: the ceiling falls below Admin-2, so a</w:t>
+      </w:r>
+      <w:r>
+        <w:t xml:space="preserve"> </w:t>
+      </w:r>
+      <w:r>
+        <w:t xml:space="preserve">finer map is less reliable, not more.</w:t>
       </w:r>
     </w:p>
     <w:p>
@@ -3754,7 +3777,7 @@
         <w:pStyle w:val="Compact"/>
         <w:numPr>
           <w:ilvl w:val="0"/>
-          <w:numId w:val="1008"/>
+          <w:numId w:val="1009"/>
         </w:numPr>
       </w:pPr>
       <w:r>
@@ -3774,13 +3797,13 @@
         <w:t xml:space="preserve"> </w:t>
       </w:r>
       <w:r>
-        <w:t xml:space="preserve">districts: the same order of magnitude either way, because the constraint is</w:t>
-      </w:r>
-      <w:r>
-        <w:t xml:space="preserve"> </w:t>
-      </w:r>
-      <w:r>
-        <w:t xml:space="preserve">the data rather than the metric.</w:t>
+        <w:t xml:space="preserve">districts: the same order of magnitude either way, because the data constrains</w:t>
+      </w:r>
+      <w:r>
+        <w:t xml:space="preserve"> </w:t>
+      </w:r>
+      <w:r>
+        <w:t xml:space="preserve">the answer and the metric does not.</w:t>
       </w:r>
     </w:p>
     <w:p>
@@ -3788,7 +3811,7 @@
         <w:pStyle w:val="Compact"/>
         <w:numPr>
           <w:ilvl w:val="0"/>
-          <w:numId w:val="1008"/>
+          <w:numId w:val="1009"/>
         </w:numPr>
       </w:pPr>
       <w:r>
@@ -3817,83 +3840,29 @@
         <w:t xml:space="preserve">nearly collinear with district. Closed question.</w:t>
       </w:r>
     </w:p>
+    <w:p>
+      <w:r>
+        <w:pict>
+          <v:rect style="width:0;height:1.5pt" o:hralign="center" o:hrstd="t" o:hr="t"/>
+        </w:pict>
+      </w:r>
+    </w:p>
+    <w:p>
+      <w:pPr>
+        <w:pStyle w:val="FirstParagraph"/>
+      </w:pPr>
+      <w:r>
+        <w:t xml:space="preserve">The cluster spatial model and subsample figures are being refreshed. Their</w:t>
+      </w:r>
+      <w:r>
+        <w:t xml:space="preserve"> </w:t>
+      </w:r>
+      <w:r>
+        <w:t xml:space="preserve">conclusions are stable; the decimals may move slightly.</w:t>
+      </w:r>
+    </w:p>
     <w:bookmarkEnd w:id="22"/>
-    <w:bookmarkStart w:id="23" w:name="sources"/>
-    <w:p>
-      <w:pPr>
-        <w:pStyle w:val="Heading2"/>
-      </w:pPr>
-      <w:r>
-        <w:t xml:space="preserve">Sources</w:t>
-      </w:r>
-    </w:p>
-    <w:p>
-      <w:pPr>
-        <w:pStyle w:val="FirstParagraph"/>
-      </w:pPr>
-      <w:r>
-        <w:t xml:space="preserve">Figures above are read from</w:t>
-      </w:r>
-      <w:r>
-        <w:t xml:space="preserve"> </w:t>
-      </w:r>
-      <w:r>
-        <w:rPr>
-          <w:rStyle w:val="VerbatimChar"/>
-        </w:rPr>
-        <w:t xml:space="preserve">results/tables/corrected/</w:t>
-      </w:r>
-      <w:r>
-        <w:t xml:space="preserve">,</w:t>
-      </w:r>
-      <w:r>
-        <w:t xml:space="preserve"> </w:t>
-      </w:r>
-      <w:r>
-        <w:rPr>
-          <w:rStyle w:val="VerbatimChar"/>
-        </w:rPr>
-        <w:t xml:space="preserve">results/sensitivity/</w:t>
-      </w:r>
-      <w:r>
-        <w:t xml:space="preserve"> </w:t>
-      </w:r>
-      <w:r>
-        <w:t xml:space="preserve">and</w:t>
-      </w:r>
-      <w:r>
-        <w:t xml:space="preserve"> </w:t>
-      </w:r>
-      <w:r>
-        <w:rPr>
-          <w:rStyle w:val="VerbatimChar"/>
-        </w:rPr>
-        <w:t xml:space="preserve">metadata/</w:t>
-      </w:r>
-      <w:r>
-        <w:t xml:space="preserve">, with the specific file cited under each</w:t>
-      </w:r>
-      <w:r>
-        <w:t xml:space="preserve"> </w:t>
-      </w:r>
-      <w:r>
-        <w:t xml:space="preserve">section. The cluster spatial model and subsample figures are being refreshed at</w:t>
-      </w:r>
-      <w:r>
-        <w:t xml:space="preserve"> </w:t>
-      </w:r>
-      <w:r>
-        <w:t xml:space="preserve">the time of writing; their conclusions are stable but the decimals may move</w:t>
-      </w:r>
-      <w:r>
-        <w:t xml:space="preserve"> </w:t>
-      </w:r>
-      <w:r>
-        <w:t xml:space="preserve">slightly.</w:t>
-      </w:r>
-    </w:p>
     <w:bookmarkEnd w:id="23"/>
-    <w:bookmarkEnd w:id="24"/>
     <w:sectPr>
       <w:footnotePr>
         <w:numRestart w:val="eachSect"/>
@@ -4202,6 +4171,9 @@
     <w:abstractNumId w:val="991"/>
   </w:num>
   <w:num w:numId="1003">
+    <w:abstractNumId w:val="991"/>
+  </w:num>
+  <w:num w:numId="1004">
     <w:abstractNumId w:val="99411"/>
     <w:lvlOverride w:ilvl="0">
       <w:startOverride w:val="1"/>
@@ -4231,9 +4203,6 @@
       <w:startOverride w:val="1"/>
     </w:lvlOverride>
   </w:num>
-  <w:num w:numId="1004">
-    <w:abstractNumId w:val="991"/>
-  </w:num>
   <w:num w:numId="1005">
     <w:abstractNumId w:val="991"/>
   </w:num>
@@ -4244,6 +4213,9 @@
     <w:abstractNumId w:val="991"/>
   </w:num>
   <w:num w:numId="1008">
+    <w:abstractNumId w:val="991"/>
+  </w:num>
+  <w:num w:numId="1009">
     <w:abstractNumId w:val="991"/>
   </w:num>
 </w:numbering>

--- a/docs/PROJECT_SUMMARY.docx
+++ b/docs/PROJECT_SUMMARY.docx
@@ -304,52 +304,6 @@
         <w:t xml:space="preserve">compares prevalences and not definitions.</w:t>
       </w:r>
     </w:p>
-    <w:p>
-      <w:pPr>
-        <w:pStyle w:val="Compact"/>
-        <w:numPr>
-          <w:ilvl w:val="0"/>
-          <w:numId w:val="1001"/>
-        </w:numPr>
-      </w:pPr>
-      <w:r>
-        <w:rPr>
-          <w:b/>
-          <w:bCs/>
-        </w:rPr>
-        <w:t xml:space="preserve">Reproducibility.</w:t>
-      </w:r>
-      <w:r>
-        <w:t xml:space="preserve"> </w:t>
-      </w:r>
-      <w:r>
-        <w:t xml:space="preserve">Frozen baseline tables with an md5 manifest, a regression</w:t>
-      </w:r>
-      <w:r>
-        <w:t xml:space="preserve"> </w:t>
-      </w:r>
-      <w:r>
-        <w:t xml:space="preserve">gate that classifies every table as unchanged, new scheme rows or a changed</w:t>
-      </w:r>
-      <w:r>
-        <w:t xml:space="preserve"> </w:t>
-      </w:r>
-      <w:r>
-        <w:t xml:space="preserve">baseline, an assay-lineage gate that halts the pipeline when a modelled</w:t>
-      </w:r>
-      <w:r>
-        <w:t xml:space="preserve"> </w:t>
-      </w:r>
-      <w:r>
-        <w:t xml:space="preserve">outcome has no recorded measurement provenance, and md5 stamps on untracked</w:t>
-      </w:r>
-      <w:r>
-        <w:t xml:space="preserve"> </w:t>
-      </w:r>
-      <w:r>
-        <w:t xml:space="preserve">file inputs.</w:t>
-      </w:r>
-    </w:p>
     <w:bookmarkEnd w:id="9"/>
     <w:bookmarkStart w:id="19" w:name="findings"/>
     <w:p>
@@ -550,7 +504,7 @@
         <w:t xml:space="preserve"> </w:t>
       </w:r>
       <w:r>
-        <w:t xml:space="preserve">asks whether the map gets the</w:t>
+        <w:t xml:space="preserve">measures the</w:t>
       </w:r>
       <w:r>
         <w:t xml:space="preserve"> </w:t>
@@ -560,25 +514,22 @@
           <w:i/>
           <w:iCs/>
         </w:rPr>
-        <w:t xml:space="preserve">shape</w:t>
-      </w:r>
-      <w:r>
-        <w:t xml:space="preserve"> </w:t>
-      </w:r>
-      <w:r>
-        <w:t xml:space="preserve">right, meaning whether it</w:t>
-      </w:r>
-      <w:r>
-        <w:t xml:space="preserve"> </w:t>
-      </w:r>
-      <w:r>
-        <w:t xml:space="preserve">ranks districts correctly. Correlation is unchanged by a constant shift, so it</w:t>
-      </w:r>
-      <w:r>
-        <w:t xml:space="preserve"> </w:t>
-      </w:r>
-      <w:r>
-        <w:t xml:space="preserve">says nothing about level.</w:t>
+        <w:t xml:space="preserve">relative ranking</w:t>
+      </w:r>
+      <w:r>
+        <w:t xml:space="preserve">: whether the map puts districts</w:t>
+      </w:r>
+      <w:r>
+        <w:t xml:space="preserve"> </w:t>
+      </w:r>
+      <w:r>
+        <w:t xml:space="preserve">in the right order. Correlation is unchanged by a constant shift, so it says</w:t>
+      </w:r>
+      <w:r>
+        <w:t xml:space="preserve"> </w:t>
+      </w:r>
+      <w:r>
+        <w:t xml:space="preserve">nothing about the absolute level.</w:t>
       </w:r>
     </w:p>
     <w:p>
@@ -674,19 +625,25 @@
         <w:t xml:space="preserve"> </w:t>
       </w:r>
       <w:r>
-        <w:t xml:space="preserve">RMSE is total error and absorbs both a wrong shape and a wrong height. Level</w:t>
-      </w:r>
-      <w:r>
-        <w:t xml:space="preserve"> </w:t>
-      </w:r>
-      <w:r>
-        <w:t xml:space="preserve">bias isolates the height. A model with modest RMSE and large level bias has the</w:t>
-      </w:r>
-      <w:r>
-        <w:t xml:space="preserve"> </w:t>
-      </w:r>
-      <w:r>
-        <w:t xml:space="preserve">pattern roughly right and sits at the wrong altitude.</w:t>
+        <w:t xml:space="preserve">RMSE is total error and absorbs both a wrong ranking and a wrong absolute</w:t>
+      </w:r>
+      <w:r>
+        <w:t xml:space="preserve"> </w:t>
+      </w:r>
+      <w:r>
+        <w:t xml:space="preserve">level. Level bias isolates the absolute level. A model with modest RMSE and</w:t>
+      </w:r>
+      <w:r>
+        <w:t xml:space="preserve"> </w:t>
+      </w:r>
+      <w:r>
+        <w:t xml:space="preserve">large level bias ranks districts about right and places all of them too high or</w:t>
+      </w:r>
+      <w:r>
+        <w:t xml:space="preserve"> </w:t>
+      </w:r>
+      <w:r>
+        <w:t xml:space="preserve">too low.</w:t>
       </w:r>
     </w:p>
     <w:tbl>
@@ -1600,19 +1557,25 @@
         <w:t xml:space="preserve"> </w:t>
       </w:r>
       <w:r>
-        <w:t xml:space="preserve">and spread from the target and leaves the model fitting shape alone. That is why</w:t>
-      </w:r>
-      <w:r>
-        <w:t xml:space="preserve"> </w:t>
-      </w:r>
-      <w:r>
-        <w:t xml:space="preserve">they lead on Pearson r while their level bias stays ordinary. They are a useful</w:t>
-      </w:r>
-      <w:r>
-        <w:t xml:space="preserve"> </w:t>
-      </w:r>
-      <w:r>
-        <w:t xml:space="preserve">upper bound on how much pattern is learnable, not a deployable recipe.</w:t>
+        <w:t xml:space="preserve">and spread from the target and leaves the model fitting relative rankings alone.</w:t>
+      </w:r>
+      <w:r>
+        <w:t xml:space="preserve"> </w:t>
+      </w:r>
+      <w:r>
+        <w:t xml:space="preserve">That is why they lead on Pearson r while their level bias stays ordinary. They</w:t>
+      </w:r>
+      <w:r>
+        <w:t xml:space="preserve"> </w:t>
+      </w:r>
+      <w:r>
+        <w:t xml:space="preserve">bound how much of the relative ranking is learnable, and they are not a</w:t>
+      </w:r>
+      <w:r>
+        <w:t xml:space="preserve"> </w:t>
+      </w:r>
+      <w:r>
+        <w:t xml:space="preserve">deployable recipe.</w:t>
       </w:r>
     </w:p>
     <w:p>
@@ -1914,7 +1877,7 @@
         <w:t xml:space="preserve"> </w:t>
       </w:r>
       <w:r>
-        <w:t xml:space="preserve">at the right height.</w:t>
+        <w:t xml:space="preserve">at the right absolute level.</w:t>
       </w:r>
     </w:p>
     <w:bookmarkEnd w:id="10"/>
@@ -1976,7 +1939,7 @@
         <w:t xml:space="preserve"> </w:t>
       </w:r>
       <w:r>
-        <w:t xml:space="preserve">It does sharpen the transported spatial pattern: child iron Pearson rises from</w:t>
+        <w:t xml:space="preserve">It does sharpen the transported relative rankings: child iron Pearson rises from</w:t>
       </w:r>
       <w:r>
         <w:t xml:space="preserve"> </w:t>
@@ -1996,7 +1959,13 @@
         <w:pStyle w:val="BodyText"/>
       </w:pPr>
       <w:r>
-        <w:t xml:space="preserve">Harmonizing measurement buys pattern. It does not buy level.</w:t>
+        <w:t xml:space="preserve">Harmonizing measurement improves the relative rankings. It does not correct the</w:t>
+      </w:r>
+      <w:r>
+        <w:t xml:space="preserve"> </w:t>
+      </w:r>
+      <w:r>
+        <w:t xml:space="preserve">absolute level.</w:t>
       </w:r>
     </w:p>
     <w:bookmarkEnd w:id="11"/>
@@ -2020,25 +1989,25 @@
         <w:t xml:space="preserve"> </w:t>
       </w:r>
       <w:r>
-        <w:t xml:space="preserve">height of a transported map. One constant shift on the logit scale makes the</w:t>
-      </w:r>
-      <w:r>
-        <w:t xml:space="preserve"> </w:t>
-      </w:r>
-      <w:r>
-        <w:t xml:space="preserve">map's weighted aggregate equal the anchor. The shift is monotone, so district</w:t>
-      </w:r>
-      <w:r>
-        <w:t xml:space="preserve"> </w:t>
-      </w:r>
-      <w:r>
-        <w:t xml:space="preserve">ranking survives untouched: it moves level without inventing spatial signal. It</w:t>
-      </w:r>
-      <w:r>
-        <w:t xml:space="preserve"> </w:t>
-      </w:r>
-      <w:r>
-        <w:t xml:space="preserve">attacks precisely the error term above.</w:t>
+        <w:t xml:space="preserve">absolute level of a transported map. One constant shift on the logit scale makes</w:t>
+      </w:r>
+      <w:r>
+        <w:t xml:space="preserve"> </w:t>
+      </w:r>
+      <w:r>
+        <w:t xml:space="preserve">the map's weighted aggregate equal the anchor. The shift is monotone, so the</w:t>
+      </w:r>
+      <w:r>
+        <w:t xml:space="preserve"> </w:t>
+      </w:r>
+      <w:r>
+        <w:t xml:space="preserve">relative ranking of districts survives untouched: it corrects the absolute level</w:t>
+      </w:r>
+      <w:r>
+        <w:t xml:space="preserve"> </w:t>
+      </w:r>
+      <w:r>
+        <w:t xml:space="preserve">without inventing spatial signal. It attacks precisely the error term above.</w:t>
       </w:r>
     </w:p>
     <w:tbl>
@@ -2860,7 +2829,7 @@
         <w:t xml:space="preserve"> </w:t>
       </w:r>
       <w:r>
-        <w:t xml:space="preserve">height, and leaves the typical fold alone. A location-only correction should do</w:t>
+        <w:t xml:space="preserve">absolute level, and leaves the typical fold alone. A location-only correction should do</w:t>
       </w:r>
       <w:r>
         <w:t xml:space="preserve"> </w:t>
@@ -2935,25 +2904,31 @@
           <w:b/>
           <w:bCs/>
         </w:rPr>
-        <w:t xml:space="preserve">The obstacle is height, not shape.</w:t>
-      </w:r>
-      <w:r>
-        <w:t xml:space="preserve"> </w:t>
-      </w:r>
-      <w:r>
-        <w:t xml:space="preserve">The transported map has roughly the</w:t>
-      </w:r>
-      <w:r>
-        <w:t xml:space="preserve"> </w:t>
-      </w:r>
-      <w:r>
-        <w:t xml:space="preserve">right pattern and the wrong level, and that level is a country intercept no</w:t>
-      </w:r>
-      <w:r>
-        <w:t xml:space="preserve"> </w:t>
-      </w:r>
-      <w:r>
-        <w:t xml:space="preserve">covariate in this pool supplies.</w:t>
+        <w:t xml:space="preserve">The obstacle is absolute level, not relative ranking.</w:t>
+      </w:r>
+      <w:r>
+        <w:t xml:space="preserve"> </w:t>
+      </w:r>
+      <w:r>
+        <w:t xml:space="preserve">The transported map</w:t>
+      </w:r>
+      <w:r>
+        <w:t xml:space="preserve"> </w:t>
+      </w:r>
+      <w:r>
+        <w:t xml:space="preserve">ranks districts roughly correctly and places all of them at the wrong</w:t>
+      </w:r>
+      <w:r>
+        <w:t xml:space="preserve"> </w:t>
+      </w:r>
+      <w:r>
+        <w:t xml:space="preserve">absolute level, which is a country intercept no covariate in this pool</w:t>
+      </w:r>
+      <w:r>
+        <w:t xml:space="preserve"> </w:t>
+      </w:r>
+      <w:r>
+        <w:t xml:space="preserve">supplies.</w:t>
       </w:r>
     </w:p>
     <w:p>
@@ -3161,7 +3136,7 @@
         <w:t xml:space="preserve"> </w:t>
       </w:r>
       <w:r>
-        <w:t xml:space="preserve">available. It converts a correctly shaped map into a usable one, it costs a</w:t>
+        <w:t xml:space="preserve">available. It converts a correctly ranked map into a usable one, it costs a</w:t>
       </w:r>
       <w:r>
         <w:t xml:space="preserve"> </w:t>

--- a/docs/PROJECT_SUMMARY.docx
+++ b/docs/PROJECT_SUMMARY.docx
@@ -338,13 +338,69 @@
         <w:t xml:space="preserve"> </w:t>
       </w:r>
       <w:r>
-        <w:t xml:space="preserve">Selection reruns inside each fold, so it sees only the</w:t>
-      </w:r>
-      <w:r>
-        <w:t xml:space="preserve"> </w:t>
-      </w:r>
-      <w:r>
-        <w:t xml:space="preserve">training countries. Over 16 folds:</w:t>
+        <w:t xml:space="preserve">The production predictor set comes from a three-step search</w:t>
+      </w:r>
+      <w:r>
+        <w:t xml:space="preserve"> </w:t>
+      </w:r>
+      <w:r>
+        <w:t xml:space="preserve">over roughly 590 pooled candidates: rank each candidate by its own cross-country</w:t>
+      </w:r>
+      <w:r>
+        <w:t xml:space="preserve"> </w:t>
+      </w:r>
+      <w:r>
+        <w:t xml:space="preserve">transport strength, collapse near-duplicate variants of the same construct, then</w:t>
+      </w:r>
+      <w:r>
+        <w:t xml:space="preserve"> </w:t>
+      </w:r>
+      <w:r>
+        <w:t xml:space="preserve">add predictors greedily for as long as leave-one-country-out AUC improves. It</w:t>
+      </w:r>
+      <w:r>
+        <w:t xml:space="preserve"> </w:t>
+      </w:r>
+      <w:r>
+        <w:t xml:space="preserve">settles on five variables: soil calcium variability, November rainfall, malaria</w:t>
+      </w:r>
+      <w:r>
+        <w:t xml:space="preserve"> </w:t>
+      </w:r>
+      <w:r>
+        <w:t xml:space="preserve">incidence, a vegetation principal component, and MAP parasite rate. A small,</w:t>
+      </w:r>
+      <w:r>
+        <w:t xml:space="preserve"> </w:t>
+      </w:r>
+      <w:r>
+        <w:t xml:space="preserve">interpretable set of that kind is the natural thing to report.</w:t>
+      </w:r>
+    </w:p>
+    <w:p>
+      <w:pPr>
+        <w:pStyle w:val="BodyText"/>
+      </w:pPr>
+      <w:r>
+        <w:t xml:space="preserve">Scoring it on the same folds the search consulted gives the first column below.</w:t>
+      </w:r>
+      <w:r>
+        <w:t xml:space="preserve"> </w:t>
+      </w:r>
+      <w:r>
+        <w:t xml:space="preserve">Rerunning the entire search inside each fold, so it sees only the three training</w:t>
+      </w:r>
+      <w:r>
+        <w:t xml:space="preserve"> </w:t>
+      </w:r>
+      <w:r>
+        <w:t xml:space="preserve">countries, gives the second. Both columns use the same estimator on the same 16</w:t>
+      </w:r>
+      <w:r>
+        <w:t xml:space="preserve"> </w:t>
+      </w:r>
+      <w:r>
+        <w:t xml:space="preserve">folds, so the gap between them is the search, not the model.</w:t>
       </w:r>
     </w:p>
     <w:tbl>
@@ -354,8 +410,9 @@
         <w:tblLook w:firstRow="1" w:lastRow="0" w:firstColumn="0" w:lastColumn="0" w:noHBand="0" w:noVBand="0" w:val="0020"/>
       </w:tblPr>
       <w:tblGrid>
-        <w:gridCol w:w="3960"/>
-        <w:gridCol w:w="3960"/>
+        <w:gridCol w:w="2640"/>
+        <w:gridCol w:w="2640"/>
+        <w:gridCol w:w="2640"/>
       </w:tblGrid>
       <w:tr>
         <w:trPr>
@@ -379,7 +436,18 @@
               <w:pStyle w:val="Compact"/>
             </w:pPr>
             <w:r>
-              <w:t xml:space="preserve">Mean LOCO AUC</w:t>
+              <w:t xml:space="preserve">Search sees every fold</w:t>
+            </w:r>
+          </w:p>
+        </w:tc>
+        <w:tc>
+          <w:tcPr/>
+          <w:p>
+            <w:pPr>
+              <w:pStyle w:val="Compact"/>
+            </w:pPr>
+            <w:r>
+              <w:t xml:space="preserve">Search nested in the fold</w:t>
             </w:r>
           </w:p>
         </w:tc>
@@ -403,6 +471,17 @@
               <w:pStyle w:val="Compact"/>
             </w:pPr>
             <w:r>
+              <w:t xml:space="preserve">0.5977</w:t>
+            </w:r>
+          </w:p>
+        </w:tc>
+        <w:tc>
+          <w:tcPr/>
+          <w:p>
+            <w:pPr>
+              <w:pStyle w:val="Compact"/>
+            </w:pPr>
+            <w:r>
               <w:t xml:space="preserve">0.5214</w:t>
             </w:r>
           </w:p>
@@ -427,6 +506,17 @@
               <w:pStyle w:val="Compact"/>
             </w:pPr>
             <w:r>
+              <w:t xml:space="preserve">0.6199</w:t>
+            </w:r>
+          </w:p>
+        </w:tc>
+        <w:tc>
+          <w:tcPr/>
+          <w:p>
+            <w:pPr>
+              <w:pStyle w:val="Compact"/>
+            </w:pPr>
+            <w:r>
               <w:t xml:space="preserve">0.5380</w:t>
             </w:r>
           </w:p>
@@ -438,7 +528,45 @@
         <w:pStyle w:val="BodyText"/>
       </w:pPr>
       <w:r>
-        <w:t xml:space="preserve">Four of the 16 SuperLearner folds fall below 0.5.</w:t>
+        <w:t xml:space="preserve">Nesting the search costs about 0.08 AUC and it costs it almost everywhere:</w:t>
+      </w:r>
+      <w:r>
+        <w:t xml:space="preserve"> </w:t>
+      </w:r>
+      <w:r>
+        <w:t xml:space="preserve">the nested arm is worse in 15 of the 16 folds under either scorer, and four of</w:t>
+      </w:r>
+      <w:r>
+        <w:t xml:space="preserve"> </w:t>
+      </w:r>
+      <w:r>
+        <w:t xml:space="preserve">its SuperLearner folds fall below 0.5.</w:t>
+      </w:r>
+    </w:p>
+    <w:p>
+      <w:pPr>
+        <w:pStyle w:val="BodyText"/>
+      </w:pPr>
+      <w:r>
+        <w:t xml:space="preserve">The five variables are not the problem. The search that found them ranked</w:t>
+      </w:r>
+      <w:r>
+        <w:t xml:space="preserve"> </w:t>
+      </w:r>
+      <w:r>
+        <w:t xml:space="preserve">candidates on the same folds it was later scored on, so most of the apparent</w:t>
+      </w:r>
+      <w:r>
+        <w:t xml:space="preserve"> </w:t>
+      </w:r>
+      <w:r>
+        <w:t xml:space="preserve">transport signal is a property of the search rather than of the predictors. Any</w:t>
+      </w:r>
+      <w:r>
+        <w:t xml:space="preserve"> </w:t>
+      </w:r>
+      <w:r>
+        <w:t xml:space="preserve">selection procedure run this way will produce a set that looks transportable.</w:t>
       </w:r>
     </w:p>
     <w:p>

--- a/docs/PROJECT_SUMMARY.docx
+++ b/docs/PROJECT_SUMMARY.docx
@@ -2707,31 +2707,272 @@
         <w:t xml:space="preserve"> </w:t>
       </w:r>
       <w:r>
-        <w:t xml:space="preserve">district at a time so the smoother must extrapolate to an unsurveyed location,</w:t>
-      </w:r>
-      <w:r>
-        <w:t xml:space="preserve"> </w:t>
-      </w:r>
-      <w:r>
-        <w:t xml:space="preserve">ranks both covariate arms below simply giving a district the national average.</w:t>
-      </w:r>
-      <w:r>
-        <w:t xml:space="preserve"> </w:t>
-      </w:r>
-      <w:r>
-        <w:t xml:space="preserve">Adding covariates to the spatial smoother makes it worse than the smoother</w:t>
-      </w:r>
-      <w:r>
-        <w:t xml:space="preserve"> </w:t>
-      </w:r>
-      <w:r>
-        <w:t xml:space="preserve">alone. Spatial borrowing beats the national-mean null in about half the cells,</w:t>
-      </w:r>
-      <w:r>
-        <w:t xml:space="preserve"> </w:t>
-      </w:r>
-      <w:r>
-        <w:t xml:space="preserve">by a fraction of a percentage point of MAE.</w:t>
+        <w:t xml:space="preserve">district at a time so the smoother must extrapolate to an unsurveyed location.</w:t>
+      </w:r>
+      <w:r>
+        <w:t xml:space="preserve"> </w:t>
+      </w:r>
+      <w:r>
+        <w:t xml:space="preserve">Over the 21 cells whose ceiling exceeds zero:</w:t>
+      </w:r>
+    </w:p>
+    <w:tbl>
+      <w:tblPr>
+        <w:tblStyle w:val="Table"/>
+        <w:tblW w:type="auto" w:w="0"/>
+        <w:tblLook w:firstRow="1" w:lastRow="0" w:firstColumn="0" w:lastColumn="0" w:noHBand="0" w:noVBand="0" w:val="0020"/>
+      </w:tblPr>
+      <w:tblGrid>
+        <w:gridCol w:w="2640"/>
+        <w:gridCol w:w="2640"/>
+        <w:gridCol w:w="2640"/>
+      </w:tblGrid>
+      <w:tr>
+        <w:trPr>
+          <w:tblHeader w:val="on"/>
+        </w:trPr>
+        <w:tc>
+          <w:tcPr/>
+          <w:p>
+            <w:pPr>
+              <w:pStyle w:val="Compact"/>
+            </w:pPr>
+            <w:r>
+              <w:t xml:space="preserve">Arm</w:t>
+            </w:r>
+          </w:p>
+        </w:tc>
+        <w:tc>
+          <w:tcPr/>
+          <w:p>
+            <w:pPr>
+              <w:pStyle w:val="Compact"/>
+            </w:pPr>
+            <w:r>
+              <w:t xml:space="preserve">MAE (pp)</w:t>
+            </w:r>
+          </w:p>
+        </w:tc>
+        <w:tc>
+          <w:tcPr/>
+          <w:p>
+            <w:pPr>
+              <w:pStyle w:val="Compact"/>
+            </w:pPr>
+            <w:r>
+              <w:t xml:space="preserve">RMSE (pp)</w:t>
+            </w:r>
+          </w:p>
+        </w:tc>
+      </w:tr>
+      <w:tr>
+        <w:tc>
+          <w:tcPr/>
+          <w:p>
+            <w:pPr>
+              <w:pStyle w:val="Compact"/>
+            </w:pPr>
+            <w:r>
+              <w:t xml:space="preserve">Matern field</w:t>
+            </w:r>
+          </w:p>
+        </w:tc>
+        <w:tc>
+          <w:tcPr/>
+          <w:p>
+            <w:pPr>
+              <w:pStyle w:val="Compact"/>
+            </w:pPr>
+            <w:r>
+              <w:t xml:space="preserve">9.939</w:t>
+            </w:r>
+          </w:p>
+        </w:tc>
+        <w:tc>
+          <w:tcPr/>
+          <w:p>
+            <w:pPr>
+              <w:pStyle w:val="Compact"/>
+            </w:pPr>
+            <w:r>
+              <w:t xml:space="preserve">12.581</w:t>
+            </w:r>
+          </w:p>
+        </w:tc>
+      </w:tr>
+      <w:tr>
+        <w:tc>
+          <w:tcPr/>
+          <w:p>
+            <w:pPr>
+              <w:pStyle w:val="Compact"/>
+            </w:pPr>
+            <w:r>
+              <w:t xml:space="preserve">spatial spline, no covariates</w:t>
+            </w:r>
+          </w:p>
+        </w:tc>
+        <w:tc>
+          <w:tcPr/>
+          <w:p>
+            <w:pPr>
+              <w:pStyle w:val="Compact"/>
+            </w:pPr>
+            <w:r>
+              <w:t xml:space="preserve">10.087</w:t>
+            </w:r>
+          </w:p>
+        </w:tc>
+        <w:tc>
+          <w:tcPr/>
+          <w:p>
+            <w:pPr>
+              <w:pStyle w:val="Compact"/>
+            </w:pPr>
+            <w:r>
+              <w:t xml:space="preserve">12.659</w:t>
+            </w:r>
+          </w:p>
+        </w:tc>
+      </w:tr>
+      <w:tr>
+        <w:tc>
+          <w:tcPr/>
+          <w:p>
+            <w:pPr>
+              <w:pStyle w:val="Compact"/>
+            </w:pPr>
+            <w:r>
+              <w:t xml:space="preserve">national average (the null)</w:t>
+            </w:r>
+          </w:p>
+        </w:tc>
+        <w:tc>
+          <w:tcPr/>
+          <w:p>
+            <w:pPr>
+              <w:pStyle w:val="Compact"/>
+            </w:pPr>
+            <w:r>
+              <w:t xml:space="preserve">10.599</w:t>
+            </w:r>
+          </w:p>
+        </w:tc>
+        <w:tc>
+          <w:tcPr/>
+          <w:p>
+            <w:pPr>
+              <w:pStyle w:val="Compact"/>
+            </w:pPr>
+            <w:r>
+              <w:t xml:space="preserve">13.017</w:t>
+            </w:r>
+          </w:p>
+        </w:tc>
+      </w:tr>
+      <w:tr>
+        <w:tc>
+          <w:tcPr/>
+          <w:p>
+            <w:pPr>
+              <w:pStyle w:val="Compact"/>
+            </w:pPr>
+            <w:r>
+              <w:t xml:space="preserve">covariates only</w:t>
+            </w:r>
+          </w:p>
+        </w:tc>
+        <w:tc>
+          <w:tcPr/>
+          <w:p>
+            <w:pPr>
+              <w:pStyle w:val="Compact"/>
+            </w:pPr>
+            <w:r>
+              <w:t xml:space="preserve">13.897</w:t>
+            </w:r>
+          </w:p>
+        </w:tc>
+        <w:tc>
+          <w:tcPr/>
+          <w:p>
+            <w:pPr>
+              <w:pStyle w:val="Compact"/>
+            </w:pPr>
+            <w:r>
+              <w:t xml:space="preserve">18.786</w:t>
+            </w:r>
+          </w:p>
+        </w:tc>
+      </w:tr>
+      <w:tr>
+        <w:tc>
+          <w:tcPr/>
+          <w:p>
+            <w:pPr>
+              <w:pStyle w:val="Compact"/>
+            </w:pPr>
+            <w:r>
+              <w:t xml:space="preserve">spatial spline plus covariates</w:t>
+            </w:r>
+          </w:p>
+        </w:tc>
+        <w:tc>
+          <w:tcPr/>
+          <w:p>
+            <w:pPr>
+              <w:pStyle w:val="Compact"/>
+            </w:pPr>
+            <w:r>
+              <w:t xml:space="preserve">15.128</w:t>
+            </w:r>
+          </w:p>
+        </w:tc>
+        <w:tc>
+          <w:tcPr/>
+          <w:p>
+            <w:pPr>
+              <w:pStyle w:val="Compact"/>
+            </w:pPr>
+            <w:r>
+              <w:t xml:space="preserve">20.731</w:t>
+            </w:r>
+          </w:p>
+        </w:tc>
+      </w:tr>
+    </w:tbl>
+    <w:p>
+      <w:pPr>
+        <w:pStyle w:val="BodyText"/>
+      </w:pPr>
+      <w:r>
+        <w:t xml:space="preserve">Both covariate arms rank below simply giving a district the national average,</w:t>
+      </w:r>
+      <w:r>
+        <w:t xml:space="preserve"> </w:t>
+      </w:r>
+      <w:r>
+        <w:t xml:space="preserve">and adding covariates to the spatial smoother costs it 5 pp of MAE. Spatial</w:t>
+      </w:r>
+      <w:r>
+        <w:t xml:space="preserve"> </w:t>
+      </w:r>
+      <w:r>
+        <w:t xml:space="preserve">borrowing beats the null in 13 of 24 cells, by 0.48 pp of MAE on average.</w:t>
+      </w:r>
+    </w:p>
+    <w:p>
+      <w:pPr>
+        <w:pStyle w:val="BodyText"/>
+      </w:pPr>
+      <w:r>
+        <w:t xml:space="preserve">The Matern field posts the best error but a mean correlation of 0.0055, and it</w:t>
+      </w:r>
+      <w:r>
+        <w:t xml:space="preserve"> </w:t>
+      </w:r>
+      <w:r>
+        <w:t xml:space="preserve">produced hundreds of near-singular fits. It is reported and not recommended.</w:t>
       </w:r>
     </w:p>
     <w:bookmarkEnd w:id="15"/>
@@ -2847,13 +3088,7 @@
         <w:t xml:space="preserve"> </w:t>
       </w:r>
       <w:r>
-        <w:t xml:space="preserve">the model by about 5 percentage points of RMSE. The model wins a tenth of</w:t>
-      </w:r>
-      <w:r>
-        <w:t xml:space="preserve"> </w:t>
-      </w:r>
-      <w:r>
-        <w:t xml:space="preserve">replicates.</w:t>
+        <w:t xml:space="preserve">the model by 4.91 pp of RMSE. The model wins 10.7 percent of replicates.</w:t>
       </w:r>
     </w:p>
     <w:p>
@@ -2865,13 +3100,19 @@
         </w:numPr>
       </w:pPr>
       <w:r>
-        <w:t xml:space="preserve">Where a district keeps none, the model beats the national average by 0.6 to</w:t>
-      </w:r>
-      <w:r>
-        <w:t xml:space="preserve"> </w:t>
-      </w:r>
-      <w:r>
-        <w:t xml:space="preserve">0.7 pp, and a spatial smoother edges out a covariate model.</w:t>
+        <w:t xml:space="preserve">Where a district keeps none, the covariate model beats the national average by</w:t>
+      </w:r>
+      <w:r>
+        <w:t xml:space="preserve"> </w:t>
+      </w:r>
+      <w:r>
+        <w:t xml:space="preserve">0.58 pp and a spatial smoother by 0.66 pp. The smoother beats the covariate</w:t>
+      </w:r>
+      <w:r>
+        <w:t xml:space="preserve"> </w:t>
+      </w:r>
+      <w:r>
+        <w:t xml:space="preserve">model by a further 0.21 pp.</w:t>
       </w:r>
     </w:p>
     <w:p>
@@ -2883,13 +3124,13 @@
         </w:numPr>
       </w:pPr>
       <w:r>
-        <w:t xml:space="preserve">The mean overstates that gain. The median is a quarter of it, and 56 percent</w:t>
-      </w:r>
-      <w:r>
-        <w:t xml:space="preserve"> </w:t>
-      </w:r>
-      <w:r>
-        <w:t xml:space="preserve">of replicates favour the model at all.</w:t>
+        <w:t xml:space="preserve">The mean overstates that gain. The median is 0.18 pp, roughly a quarter of the</w:t>
+      </w:r>
+      <w:r>
+        <w:t xml:space="preserve"> </w:t>
+      </w:r>
+      <w:r>
+        <w:t xml:space="preserve">mean, and only 56.7 percent of replicates favour the model at all.</w:t>
       </w:r>
     </w:p>
     <w:p>
@@ -2939,31 +3180,57 @@
         <w:pStyle w:val="FirstParagraph"/>
       </w:pPr>
       <w:r>
-        <w:t xml:space="preserve">Calibrating a transported map on k of the target country's own districts lowers</w:t>
-      </w:r>
-      <w:r>
-        <w:t xml:space="preserve"> </w:t>
-      </w:r>
-      <w:r>
-        <w:t xml:space="preserve">the mean held-out error, barely moves the median, and cuts the upper tail</w:t>
-      </w:r>
-      <w:r>
-        <w:t xml:space="preserve"> </w:t>
-      </w:r>
-      <w:r>
-        <w:t xml:space="preserve">sharply. It rescues the catastrophic fold, where the map lands at the wrong</w:t>
-      </w:r>
-      <w:r>
-        <w:t xml:space="preserve"> </w:t>
-      </w:r>
-      <w:r>
-        <w:t xml:space="preserve">absolute level, and leaves the typical fold alone. A location-only correction should do</w:t>
-      </w:r>
-      <w:r>
-        <w:t xml:space="preserve"> </w:t>
-      </w:r>
-      <w:r>
-        <w:t xml:space="preserve">exactly that. No k in the tested grid reaches within-country model error.</w:t>
+        <w:t xml:space="preserve">Calibrating a transported map on k of the target country's own districts moves</w:t>
+      </w:r>
+      <w:r>
+        <w:t xml:space="preserve"> </w:t>
+      </w:r>
+      <w:r>
+        <w:t xml:space="preserve">the mean held-out RMSE from 16.48 pp at k = 0 to 13.82 pp at k = 5, then flat.</w:t>
+      </w:r>
+      <w:r>
+        <w:t xml:space="preserve"> </w:t>
+      </w:r>
+      <w:r>
+        <w:t xml:space="preserve">The median barely moves at all, 14.71 to 14.50, and is higher at k = 20 than at</w:t>
+      </w:r>
+      <w:r>
+        <w:t xml:space="preserve"> </w:t>
+      </w:r>
+      <w:r>
+        <w:t xml:space="preserve">k = 0. What changes is the upper tail: the 97.5th percentile falls from 48.21 pp</w:t>
+      </w:r>
+      <w:r>
+        <w:t xml:space="preserve"> </w:t>
+      </w:r>
+      <w:r>
+        <w:t xml:space="preserve">to 26.38 pp.</w:t>
+      </w:r>
+    </w:p>
+    <w:p>
+      <w:pPr>
+        <w:pStyle w:val="BodyText"/>
+      </w:pPr>
+      <w:r>
+        <w:t xml:space="preserve">Sentinel calibration rescues the catastrophic fold, where the map lands at the</w:t>
+      </w:r>
+      <w:r>
+        <w:t xml:space="preserve"> </w:t>
+      </w:r>
+      <w:r>
+        <w:t xml:space="preserve">wrong absolute level, and leaves the typical fold alone. A location-only</w:t>
+      </w:r>
+      <w:r>
+        <w:t xml:space="preserve"> </w:t>
+      </w:r>
+      <w:r>
+        <w:t xml:space="preserve">correction should do exactly that. No k in the tested grid reaches the</w:t>
+      </w:r>
+      <w:r>
+        <w:t xml:space="preserve"> </w:t>
+      </w:r>
+      <w:r>
+        <w:t xml:space="preserve">within-country model error of 12.66 pp.</w:t>
       </w:r>
     </w:p>
     <w:bookmarkEnd w:id="18"/>
@@ -3941,27 +4208,6 @@
       </w:r>
       <w:r>
         <w:t xml:space="preserve">nearly collinear with district. Closed question.</w:t>
-      </w:r>
-    </w:p>
-    <w:p>
-      <w:r>
-        <w:pict>
-          <v:rect style="width:0;height:1.5pt" o:hralign="center" o:hrstd="t" o:hr="t"/>
-        </w:pict>
-      </w:r>
-    </w:p>
-    <w:p>
-      <w:pPr>
-        <w:pStyle w:val="FirstParagraph"/>
-      </w:pPr>
-      <w:r>
-        <w:t xml:space="preserve">The cluster spatial model and subsample figures are being refreshed. Their</w:t>
-      </w:r>
-      <w:r>
-        <w:t xml:space="preserve"> </w:t>
-      </w:r>
-      <w:r>
-        <w:t xml:space="preserve">conclusions are stable; the decimals may move slightly.</w:t>
       </w:r>
     </w:p>
     <w:bookmarkEnd w:id="22"/>

--- a/docs/PROJECT_SUMMARY.docx
+++ b/docs/PROJECT_SUMMARY.docx
@@ -227,7 +227,7 @@
         <w:t xml:space="preserve"> </w:t>
       </w:r>
       <w:r>
-        <w:t xml:space="preserve">and design-based intervals, out-of-support trust flags, and a reliability</w:t>
+        <w:t xml:space="preserve">and design-based intervals, out-of-support trust flags, and a noise</w:t>
       </w:r>
       <w:r>
         <w:t xml:space="preserve"> </w:t>
@@ -679,7 +679,7 @@
         <w:t xml:space="preserve"> </w:t>
       </w:r>
       <w:r>
-        <w:t xml:space="preserve">rescales that correlation by the reliability ceiling, the</w:t>
+        <w:t xml:space="preserve">rescales that correlation by the noise ceiling, the</w:t>
       </w:r>
       <w:r>
         <w:t xml:space="preserve"> </w:t>
@@ -2645,7 +2645,7 @@
         <w:pStyle w:val="FirstParagraph"/>
       </w:pPr>
       <w:r>
-        <w:t xml:space="preserve">The reliability ceiling falls as the unit gets finer: 0.59 at Admin-1, 0.31 at</w:t>
+        <w:t xml:space="preserve">The noise ceiling falls as the unit gets finer: 0.59 at Admin-1, 0.31 at</w:t>
       </w:r>
       <w:r>
         <w:t xml:space="preserve"> </w:t>
@@ -3617,7 +3617,7 @@
         <w:t xml:space="preserve"> </w:t>
       </w:r>
       <w:r>
-        <w:t xml:space="preserve">The reliability ceiling nearly</w:t>
+        <w:t xml:space="preserve">The noise ceiling nearly</w:t>
       </w:r>
       <w:r>
         <w:t xml:space="preserve"> </w:t>
